--- a/8.资源管理/1.流程制度规范类文件/080105-最终软件库管理制度.docx
+++ b/8.资源管理/1.流程制度规范类文件/080105-最终软件库管理制度.docx
@@ -5,13 +5,37 @@
     <w:p>
       <w:pPr>
         <w:pStyle w:val="33"/>
+        <w:keepNext w:val="0"/>
+        <w:keepLines w:val="0"/>
+        <w:pageBreakBefore w:val="0"/>
+        <w:widowControl w:val="0"/>
+        <w:wordWrap/>
+        <w:overflowPunct/>
+        <w:topLinePunct w:val="0"/>
+        <w:bidi w:val="0"/>
+        <w:rPr>
+          <w:rFonts w:hint="eastAsia"/>
+          <w:lang w:val="en-US" w:eastAsia="zh-CN"/>
+        </w:rPr>
+      </w:pPr>
+    </w:p>
+    <w:p>
+      <w:pPr>
+        <w:pStyle w:val="33"/>
+        <w:keepNext w:val="0"/>
+        <w:keepLines w:val="0"/>
+        <w:pageBreakBefore w:val="0"/>
+        <w:widowControl w:val="0"/>
+        <w:wordWrap/>
+        <w:overflowPunct/>
+        <w:topLinePunct w:val="0"/>
         <w:bidi w:val="0"/>
         <w:rPr>
           <w:rFonts w:hint="default"/>
           <w:lang w:val="en-US"/>
         </w:rPr>
       </w:pPr>
-      <w:bookmarkStart w:id="0" w:name="_Toc10892"/>
+      <w:bookmarkStart w:id="0" w:name="_Toc5379"/>
       <w:r>
         <w:rPr>
           <w:rFonts w:hint="eastAsia"/>
@@ -24,9 +48,16 @@
     <w:p>
       <w:pPr>
         <w:pStyle w:val="34"/>
+        <w:keepNext w:val="0"/>
+        <w:keepLines w:val="0"/>
+        <w:pageBreakBefore w:val="0"/>
+        <w:widowControl w:val="0"/>
+        <w:wordWrap/>
+        <w:overflowPunct/>
+        <w:topLinePunct w:val="0"/>
         <w:bidi w:val="0"/>
       </w:pPr>
-      <w:bookmarkStart w:id="1" w:name="_Toc26848"/>
+      <w:bookmarkStart w:id="1" w:name="_Toc14896"/>
       <w:r>
         <w:t>甘肃国邦信息科技有限公司</w:t>
       </w:r>
@@ -34,6 +65,14 @@
     </w:p>
     <w:p>
       <w:pPr>
+        <w:keepNext w:val="0"/>
+        <w:keepLines w:val="0"/>
+        <w:pageBreakBefore w:val="0"/>
+        <w:widowControl w:val="0"/>
+        <w:wordWrap/>
+        <w:overflowPunct/>
+        <w:topLinePunct w:val="0"/>
+        <w:bidi w:val="0"/>
         <w:spacing w:before="275"/>
         <w:ind w:left="3285"/>
         <w:rPr>
@@ -73,6 +112,14 @@
     </w:p>
     <w:p>
       <w:pPr>
+        <w:keepNext w:val="0"/>
+        <w:keepLines w:val="0"/>
+        <w:pageBreakBefore w:val="0"/>
+        <w:widowControl w:val="0"/>
+        <w:wordWrap/>
+        <w:overflowPunct/>
+        <w:topLinePunct w:val="0"/>
+        <w:bidi w:val="0"/>
         <w:rPr>
           <w:rFonts w:ascii="宋体" w:hAnsi="宋体" w:eastAsia="宋体" w:cs="宋体"/>
           <w:sz w:val="36"/>
@@ -88,11 +135,27 @@
     <w:p>
       <w:pPr>
         <w:pStyle w:val="12"/>
+        <w:keepNext w:val="0"/>
+        <w:keepLines w:val="0"/>
+        <w:pageBreakBefore w:val="0"/>
+        <w:widowControl w:val="0"/>
+        <w:wordWrap/>
+        <w:overflowPunct/>
+        <w:topLinePunct w:val="0"/>
+        <w:bidi w:val="0"/>
         <w:spacing w:line="258" w:lineRule="auto"/>
       </w:pPr>
     </w:p>
     <w:p>
       <w:pPr>
+        <w:keepNext w:val="0"/>
+        <w:keepLines w:val="0"/>
+        <w:pageBreakBefore w:val="0"/>
+        <w:widowControl w:val="0"/>
+        <w:wordWrap/>
+        <w:overflowPunct/>
+        <w:topLinePunct w:val="0"/>
+        <w:bidi w:val="0"/>
         <w:spacing w:before="69" w:line="220" w:lineRule="auto"/>
         <w:ind w:left="3954"/>
         <w:outlineLvl w:val="0"/>
@@ -102,7 +165,7 @@
           <w:szCs w:val="21"/>
         </w:rPr>
       </w:pPr>
-      <w:bookmarkStart w:id="2" w:name="_Toc25649"/>
+      <w:bookmarkStart w:id="2" w:name="_Toc29753"/>
       <w:r>
         <w:rPr>
           <w:rFonts w:ascii="宋体" w:hAnsi="宋体" w:eastAsia="宋体" w:cs="宋体"/>
@@ -116,6 +179,14 @@
     </w:p>
     <w:p>
       <w:pPr>
+        <w:keepNext w:val="0"/>
+        <w:keepLines w:val="0"/>
+        <w:pageBreakBefore w:val="0"/>
+        <w:widowControl w:val="0"/>
+        <w:wordWrap/>
+        <w:overflowPunct/>
+        <w:topLinePunct w:val="0"/>
+        <w:bidi w:val="0"/>
         <w:spacing w:line="16" w:lineRule="exact"/>
       </w:pPr>
     </w:p>
@@ -174,6 +245,14 @@
           <w:p>
             <w:pPr>
               <w:pStyle w:val="25"/>
+              <w:keepNext w:val="0"/>
+              <w:keepLines w:val="0"/>
+              <w:pageBreakBefore w:val="0"/>
+              <w:widowControl w:val="0"/>
+              <w:wordWrap/>
+              <w:overflowPunct/>
+              <w:topLinePunct w:val="0"/>
+              <w:bidi w:val="0"/>
               <w:spacing w:before="199" w:line="220" w:lineRule="auto"/>
               <w:ind w:left="225"/>
             </w:pPr>
@@ -193,6 +272,14 @@
           <w:p>
             <w:pPr>
               <w:pStyle w:val="25"/>
+              <w:keepNext w:val="0"/>
+              <w:keepLines w:val="0"/>
+              <w:pageBreakBefore w:val="0"/>
+              <w:widowControl w:val="0"/>
+              <w:wordWrap/>
+              <w:overflowPunct/>
+              <w:topLinePunct w:val="0"/>
+              <w:bidi w:val="0"/>
               <w:spacing w:before="200" w:line="218" w:lineRule="auto"/>
               <w:ind w:left="108"/>
             </w:pPr>
@@ -254,6 +341,14 @@
           <w:p>
             <w:pPr>
               <w:pStyle w:val="25"/>
+              <w:keepNext w:val="0"/>
+              <w:keepLines w:val="0"/>
+              <w:pageBreakBefore w:val="0"/>
+              <w:widowControl w:val="0"/>
+              <w:wordWrap/>
+              <w:overflowPunct/>
+              <w:topLinePunct w:val="0"/>
+              <w:bidi w:val="0"/>
               <w:spacing w:before="196" w:line="220" w:lineRule="auto"/>
               <w:ind w:left="435"/>
             </w:pPr>
@@ -273,6 +368,14 @@
           <w:p>
             <w:pPr>
               <w:pStyle w:val="25"/>
+              <w:keepNext w:val="0"/>
+              <w:keepLines w:val="0"/>
+              <w:pageBreakBefore w:val="0"/>
+              <w:widowControl w:val="0"/>
+              <w:wordWrap/>
+              <w:overflowPunct/>
+              <w:topLinePunct w:val="0"/>
+              <w:bidi w:val="0"/>
               <w:spacing w:before="197" w:line="219" w:lineRule="auto"/>
               <w:ind w:left="108"/>
             </w:pPr>
@@ -312,6 +415,14 @@
           <w:p>
             <w:pPr>
               <w:pStyle w:val="25"/>
+              <w:keepNext w:val="0"/>
+              <w:keepLines w:val="0"/>
+              <w:pageBreakBefore w:val="0"/>
+              <w:widowControl w:val="0"/>
+              <w:wordWrap/>
+              <w:overflowPunct/>
+              <w:topLinePunct w:val="0"/>
+              <w:bidi w:val="0"/>
               <w:spacing w:before="199" w:line="219" w:lineRule="auto"/>
               <w:ind w:left="435"/>
             </w:pPr>
@@ -330,6 +441,14 @@
           <w:p>
             <w:pPr>
               <w:pStyle w:val="25"/>
+              <w:keepNext w:val="0"/>
+              <w:keepLines w:val="0"/>
+              <w:pageBreakBefore w:val="0"/>
+              <w:widowControl w:val="0"/>
+              <w:wordWrap/>
+              <w:overflowPunct/>
+              <w:topLinePunct w:val="0"/>
+              <w:bidi w:val="0"/>
               <w:spacing w:before="199" w:line="219" w:lineRule="auto"/>
               <w:ind w:left="359"/>
             </w:pPr>
@@ -348,6 +467,14 @@
           <w:p>
             <w:pPr>
               <w:pStyle w:val="25"/>
+              <w:keepNext w:val="0"/>
+              <w:keepLines w:val="0"/>
+              <w:pageBreakBefore w:val="0"/>
+              <w:widowControl w:val="0"/>
+              <w:wordWrap/>
+              <w:overflowPunct/>
+              <w:topLinePunct w:val="0"/>
+              <w:bidi w:val="0"/>
               <w:spacing w:before="199" w:line="219" w:lineRule="auto"/>
               <w:ind w:left="735"/>
             </w:pPr>
@@ -366,6 +493,14 @@
           <w:p>
             <w:pPr>
               <w:pStyle w:val="25"/>
+              <w:keepNext w:val="0"/>
+              <w:keepLines w:val="0"/>
+              <w:pageBreakBefore w:val="0"/>
+              <w:widowControl w:val="0"/>
+              <w:wordWrap/>
+              <w:overflowPunct/>
+              <w:topLinePunct w:val="0"/>
+              <w:bidi w:val="0"/>
               <w:spacing w:before="199" w:line="220" w:lineRule="auto"/>
               <w:ind w:left="575"/>
             </w:pPr>
@@ -384,6 +519,14 @@
           <w:p>
             <w:pPr>
               <w:pStyle w:val="25"/>
+              <w:keepNext w:val="0"/>
+              <w:keepLines w:val="0"/>
+              <w:pageBreakBefore w:val="0"/>
+              <w:widowControl w:val="0"/>
+              <w:wordWrap/>
+              <w:overflowPunct/>
+              <w:topLinePunct w:val="0"/>
+              <w:bidi w:val="0"/>
               <w:spacing w:before="199" w:line="220" w:lineRule="auto"/>
               <w:ind w:left="782"/>
             </w:pPr>
@@ -423,6 +566,14 @@
           <w:p>
             <w:pPr>
               <w:pStyle w:val="25"/>
+              <w:keepNext w:val="0"/>
+              <w:keepLines w:val="0"/>
+              <w:pageBreakBefore w:val="0"/>
+              <w:widowControl w:val="0"/>
+              <w:wordWrap/>
+              <w:overflowPunct/>
+              <w:topLinePunct w:val="0"/>
+              <w:bidi w:val="0"/>
               <w:spacing w:before="163" w:line="239" w:lineRule="auto"/>
               <w:ind w:left="638"/>
             </w:pPr>
@@ -441,6 +592,14 @@
           <w:p>
             <w:pPr>
               <w:pStyle w:val="25"/>
+              <w:keepNext w:val="0"/>
+              <w:keepLines w:val="0"/>
+              <w:pageBreakBefore w:val="0"/>
+              <w:widowControl w:val="0"/>
+              <w:wordWrap/>
+              <w:overflowPunct/>
+              <w:topLinePunct w:val="0"/>
+              <w:bidi w:val="0"/>
               <w:spacing w:before="163"/>
               <w:ind w:left="361"/>
             </w:pPr>
@@ -473,6 +632,14 @@
           <w:p>
             <w:pPr>
               <w:pStyle w:val="25"/>
+              <w:keepNext w:val="0"/>
+              <w:keepLines w:val="0"/>
+              <w:pageBreakBefore w:val="0"/>
+              <w:widowControl w:val="0"/>
+              <w:wordWrap/>
+              <w:overflowPunct/>
+              <w:topLinePunct w:val="0"/>
+              <w:bidi w:val="0"/>
               <w:spacing w:before="133" w:line="219" w:lineRule="auto"/>
               <w:ind w:left="738"/>
             </w:pPr>
@@ -491,6 +658,14 @@
           <w:p>
             <w:pPr>
               <w:pStyle w:val="25"/>
+              <w:keepNext w:val="0"/>
+              <w:keepLines w:val="0"/>
+              <w:pageBreakBefore w:val="0"/>
+              <w:widowControl w:val="0"/>
+              <w:wordWrap/>
+              <w:overflowPunct/>
+              <w:topLinePunct w:val="0"/>
+              <w:bidi w:val="0"/>
               <w:spacing w:before="134" w:line="220" w:lineRule="auto"/>
               <w:ind w:left="480"/>
             </w:pPr>
@@ -509,6 +684,14 @@
           <w:p>
             <w:pPr>
               <w:pStyle w:val="25"/>
+              <w:keepNext w:val="0"/>
+              <w:keepLines w:val="0"/>
+              <w:pageBreakBefore w:val="0"/>
+              <w:widowControl w:val="0"/>
+              <w:wordWrap/>
+              <w:overflowPunct/>
+              <w:topLinePunct w:val="0"/>
+              <w:bidi w:val="0"/>
               <w:spacing w:before="133" w:line="220" w:lineRule="auto"/>
               <w:ind w:left="672"/>
             </w:pPr>
@@ -548,6 +731,14 @@
           <w:p>
             <w:pPr>
               <w:pStyle w:val="25"/>
+              <w:keepNext w:val="0"/>
+              <w:keepLines w:val="0"/>
+              <w:pageBreakBefore w:val="0"/>
+              <w:widowControl w:val="0"/>
+              <w:wordWrap/>
+              <w:overflowPunct/>
+              <w:topLinePunct w:val="0"/>
+              <w:bidi w:val="0"/>
               <w:spacing w:before="164" w:line="239" w:lineRule="auto"/>
               <w:ind w:left="638"/>
             </w:pPr>
@@ -560,6 +751,14 @@
           <w:p>
             <w:pPr>
               <w:pStyle w:val="25"/>
+              <w:keepNext w:val="0"/>
+              <w:keepLines w:val="0"/>
+              <w:pageBreakBefore w:val="0"/>
+              <w:widowControl w:val="0"/>
+              <w:wordWrap/>
+              <w:overflowPunct/>
+              <w:topLinePunct w:val="0"/>
+              <w:bidi w:val="0"/>
               <w:spacing w:before="164"/>
               <w:ind w:left="361"/>
             </w:pPr>
@@ -572,6 +771,14 @@
           <w:p>
             <w:pPr>
               <w:pStyle w:val="25"/>
+              <w:keepNext w:val="0"/>
+              <w:keepLines w:val="0"/>
+              <w:pageBreakBefore w:val="0"/>
+              <w:widowControl w:val="0"/>
+              <w:wordWrap/>
+              <w:overflowPunct/>
+              <w:topLinePunct w:val="0"/>
+              <w:bidi w:val="0"/>
               <w:spacing w:before="134" w:line="219" w:lineRule="auto"/>
               <w:ind w:left="737"/>
             </w:pPr>
@@ -584,6 +791,14 @@
           <w:p>
             <w:pPr>
               <w:pStyle w:val="25"/>
+              <w:keepNext w:val="0"/>
+              <w:keepLines w:val="0"/>
+              <w:pageBreakBefore w:val="0"/>
+              <w:widowControl w:val="0"/>
+              <w:wordWrap/>
+              <w:overflowPunct/>
+              <w:topLinePunct w:val="0"/>
+              <w:bidi w:val="0"/>
               <w:spacing w:before="135" w:line="220" w:lineRule="auto"/>
               <w:ind w:left="480"/>
             </w:pPr>
@@ -596,6 +811,14 @@
           <w:p>
             <w:pPr>
               <w:pStyle w:val="25"/>
+              <w:keepNext w:val="0"/>
+              <w:keepLines w:val="0"/>
+              <w:pageBreakBefore w:val="0"/>
+              <w:widowControl w:val="0"/>
+              <w:wordWrap/>
+              <w:overflowPunct/>
+              <w:topLinePunct w:val="0"/>
+              <w:bidi w:val="0"/>
               <w:spacing w:before="134" w:line="220" w:lineRule="auto"/>
               <w:ind w:left="672"/>
             </w:pPr>
@@ -629,6 +852,14 @@
           <w:p>
             <w:pPr>
               <w:pStyle w:val="25"/>
+              <w:keepNext w:val="0"/>
+              <w:keepLines w:val="0"/>
+              <w:pageBreakBefore w:val="0"/>
+              <w:widowControl w:val="0"/>
+              <w:wordWrap/>
+              <w:overflowPunct/>
+              <w:topLinePunct w:val="0"/>
+              <w:bidi w:val="0"/>
               <w:spacing w:before="165" w:line="239" w:lineRule="auto"/>
               <w:ind w:left="638"/>
             </w:pPr>
@@ -641,6 +872,14 @@
           <w:p>
             <w:pPr>
               <w:pStyle w:val="25"/>
+              <w:keepNext w:val="0"/>
+              <w:keepLines w:val="0"/>
+              <w:pageBreakBefore w:val="0"/>
+              <w:widowControl w:val="0"/>
+              <w:wordWrap/>
+              <w:overflowPunct/>
+              <w:topLinePunct w:val="0"/>
+              <w:bidi w:val="0"/>
               <w:spacing w:before="165"/>
               <w:ind w:left="361"/>
             </w:pPr>
@@ -653,6 +892,14 @@
           <w:p>
             <w:pPr>
               <w:pStyle w:val="25"/>
+              <w:keepNext w:val="0"/>
+              <w:keepLines w:val="0"/>
+              <w:pageBreakBefore w:val="0"/>
+              <w:widowControl w:val="0"/>
+              <w:wordWrap/>
+              <w:overflowPunct/>
+              <w:topLinePunct w:val="0"/>
+              <w:bidi w:val="0"/>
               <w:spacing w:before="135" w:line="219" w:lineRule="auto"/>
               <w:ind w:left="737"/>
             </w:pPr>
@@ -665,6 +912,14 @@
           <w:p>
             <w:pPr>
               <w:pStyle w:val="25"/>
+              <w:keepNext w:val="0"/>
+              <w:keepLines w:val="0"/>
+              <w:pageBreakBefore w:val="0"/>
+              <w:widowControl w:val="0"/>
+              <w:wordWrap/>
+              <w:overflowPunct/>
+              <w:topLinePunct w:val="0"/>
+              <w:bidi w:val="0"/>
               <w:spacing w:before="136" w:line="220" w:lineRule="auto"/>
               <w:ind w:left="480"/>
             </w:pPr>
@@ -677,6 +932,14 @@
           <w:p>
             <w:pPr>
               <w:pStyle w:val="25"/>
+              <w:keepNext w:val="0"/>
+              <w:keepLines w:val="0"/>
+              <w:pageBreakBefore w:val="0"/>
+              <w:widowControl w:val="0"/>
+              <w:wordWrap/>
+              <w:overflowPunct/>
+              <w:topLinePunct w:val="0"/>
+              <w:bidi w:val="0"/>
               <w:spacing w:before="135" w:line="220" w:lineRule="auto"/>
               <w:ind w:left="672"/>
             </w:pPr>
@@ -710,6 +973,14 @@
           <w:p>
             <w:pPr>
               <w:pStyle w:val="25"/>
+              <w:keepNext w:val="0"/>
+              <w:keepLines w:val="0"/>
+              <w:pageBreakBefore w:val="0"/>
+              <w:widowControl w:val="0"/>
+              <w:wordWrap/>
+              <w:overflowPunct/>
+              <w:topLinePunct w:val="0"/>
+              <w:bidi w:val="0"/>
               <w:spacing w:before="166" w:line="239" w:lineRule="auto"/>
               <w:ind w:left="638"/>
             </w:pPr>
@@ -722,6 +993,14 @@
           <w:p>
             <w:pPr>
               <w:pStyle w:val="25"/>
+              <w:keepNext w:val="0"/>
+              <w:keepLines w:val="0"/>
+              <w:pageBreakBefore w:val="0"/>
+              <w:widowControl w:val="0"/>
+              <w:wordWrap/>
+              <w:overflowPunct/>
+              <w:topLinePunct w:val="0"/>
+              <w:bidi w:val="0"/>
               <w:spacing w:before="166"/>
               <w:ind w:left="361"/>
             </w:pPr>
@@ -734,6 +1013,14 @@
           <w:p>
             <w:pPr>
               <w:pStyle w:val="25"/>
+              <w:keepNext w:val="0"/>
+              <w:keepLines w:val="0"/>
+              <w:pageBreakBefore w:val="0"/>
+              <w:widowControl w:val="0"/>
+              <w:wordWrap/>
+              <w:overflowPunct/>
+              <w:topLinePunct w:val="0"/>
+              <w:bidi w:val="0"/>
               <w:spacing w:before="136" w:line="219" w:lineRule="auto"/>
               <w:ind w:left="737"/>
             </w:pPr>
@@ -746,6 +1033,14 @@
           <w:p>
             <w:pPr>
               <w:pStyle w:val="25"/>
+              <w:keepNext w:val="0"/>
+              <w:keepLines w:val="0"/>
+              <w:pageBreakBefore w:val="0"/>
+              <w:widowControl w:val="0"/>
+              <w:wordWrap/>
+              <w:overflowPunct/>
+              <w:topLinePunct w:val="0"/>
+              <w:bidi w:val="0"/>
               <w:spacing w:before="137" w:line="220" w:lineRule="auto"/>
               <w:ind w:left="480"/>
             </w:pPr>
@@ -758,6 +1053,14 @@
           <w:p>
             <w:pPr>
               <w:pStyle w:val="25"/>
+              <w:keepNext w:val="0"/>
+              <w:keepLines w:val="0"/>
+              <w:pageBreakBefore w:val="0"/>
+              <w:widowControl w:val="0"/>
+              <w:wordWrap/>
+              <w:overflowPunct/>
+              <w:topLinePunct w:val="0"/>
+              <w:bidi w:val="0"/>
               <w:spacing w:before="136" w:line="220" w:lineRule="auto"/>
               <w:ind w:left="672"/>
             </w:pPr>
@@ -790,6 +1093,14 @@
           </w:tcPr>
           <w:p>
             <w:pPr>
+              <w:keepNext w:val="0"/>
+              <w:keepLines w:val="0"/>
+              <w:pageBreakBefore w:val="0"/>
+              <w:widowControl w:val="0"/>
+              <w:wordWrap/>
+              <w:overflowPunct/>
+              <w:topLinePunct w:val="0"/>
+              <w:bidi w:val="0"/>
               <w:rPr>
                 <w:rFonts w:ascii="Arial"/>
                 <w:sz w:val="21"/>
@@ -803,6 +1114,14 @@
           </w:tcPr>
           <w:p>
             <w:pPr>
+              <w:keepNext w:val="0"/>
+              <w:keepLines w:val="0"/>
+              <w:pageBreakBefore w:val="0"/>
+              <w:widowControl w:val="0"/>
+              <w:wordWrap/>
+              <w:overflowPunct/>
+              <w:topLinePunct w:val="0"/>
+              <w:bidi w:val="0"/>
               <w:rPr>
                 <w:rFonts w:ascii="Arial"/>
                 <w:sz w:val="21"/>
@@ -816,6 +1135,14 @@
           </w:tcPr>
           <w:p>
             <w:pPr>
+              <w:keepNext w:val="0"/>
+              <w:keepLines w:val="0"/>
+              <w:pageBreakBefore w:val="0"/>
+              <w:widowControl w:val="0"/>
+              <w:wordWrap/>
+              <w:overflowPunct/>
+              <w:topLinePunct w:val="0"/>
+              <w:bidi w:val="0"/>
               <w:rPr>
                 <w:rFonts w:ascii="Arial"/>
                 <w:sz w:val="21"/>
@@ -829,6 +1156,14 @@
           </w:tcPr>
           <w:p>
             <w:pPr>
+              <w:keepNext w:val="0"/>
+              <w:keepLines w:val="0"/>
+              <w:pageBreakBefore w:val="0"/>
+              <w:widowControl w:val="0"/>
+              <w:wordWrap/>
+              <w:overflowPunct/>
+              <w:topLinePunct w:val="0"/>
+              <w:bidi w:val="0"/>
               <w:rPr>
                 <w:rFonts w:ascii="Arial"/>
                 <w:sz w:val="21"/>
@@ -842,6 +1177,14 @@
           </w:tcPr>
           <w:p>
             <w:pPr>
+              <w:keepNext w:val="0"/>
+              <w:keepLines w:val="0"/>
+              <w:pageBreakBefore w:val="0"/>
+              <w:widowControl w:val="0"/>
+              <w:wordWrap/>
+              <w:overflowPunct/>
+              <w:topLinePunct w:val="0"/>
+              <w:bidi w:val="0"/>
               <w:rPr>
                 <w:rFonts w:ascii="Arial"/>
                 <w:sz w:val="21"/>
@@ -854,10 +1197,26 @@
     <w:p>
       <w:pPr>
         <w:pStyle w:val="12"/>
+        <w:keepNext w:val="0"/>
+        <w:keepLines w:val="0"/>
+        <w:pageBreakBefore w:val="0"/>
+        <w:widowControl w:val="0"/>
+        <w:wordWrap/>
+        <w:overflowPunct/>
+        <w:topLinePunct w:val="0"/>
+        <w:bidi w:val="0"/>
       </w:pPr>
     </w:p>
     <w:p>
       <w:pPr>
+        <w:keepNext w:val="0"/>
+        <w:keepLines w:val="0"/>
+        <w:pageBreakBefore w:val="0"/>
+        <w:widowControl w:val="0"/>
+        <w:wordWrap/>
+        <w:overflowPunct/>
+        <w:topLinePunct w:val="0"/>
+        <w:bidi w:val="0"/>
         <w:sectPr>
           <w:pgSz w:w="11906" w:h="16839"/>
           <w:pgMar w:top="1431" w:right="1236" w:bottom="0" w:left="1588" w:header="0" w:footer="0" w:gutter="0"/>
@@ -867,6 +1226,14 @@
     </w:p>
     <w:p>
       <w:pPr>
+        <w:keepNext w:val="0"/>
+        <w:keepLines w:val="0"/>
+        <w:pageBreakBefore w:val="0"/>
+        <w:widowControl w:val="0"/>
+        <w:wordWrap/>
+        <w:overflowPunct/>
+        <w:topLinePunct w:val="0"/>
+        <w:bidi w:val="0"/>
         <w:rPr>
           <w:rFonts w:hint="default" w:ascii="Segoe UI" w:hAnsi="Segoe UI" w:eastAsia="Segoe UI" w:cs="Segoe UI"/>
           <w:i w:val="0"/>
@@ -906,6 +1273,14 @@
       <w:sdtContent>
         <w:p>
           <w:pPr>
+            <w:keepNext w:val="0"/>
+            <w:keepLines w:val="0"/>
+            <w:pageBreakBefore w:val="0"/>
+            <w:widowControl w:val="0"/>
+            <w:wordWrap/>
+            <w:overflowPunct/>
+            <w:topLinePunct w:val="0"/>
+            <w:bidi w:val="0"/>
             <w:spacing w:before="0" w:beforeLines="0" w:after="0" w:afterLines="0" w:line="240" w:lineRule="auto"/>
             <w:ind w:left="0" w:leftChars="0" w:right="0" w:rightChars="0" w:firstLine="0" w:firstLineChars="0"/>
             <w:jc w:val="center"/>
@@ -961,7 +1336,7 @@
               <w:rFonts w:hint="eastAsia" w:ascii="Microsoft JhengHei" w:hAnsi="Microsoft JhengHei" w:eastAsia="Microsoft JhengHei" w:cs="Microsoft JhengHei"/>
               <w:szCs w:val="24"/>
             </w:rPr>
-            <w:instrText xml:space="preserve"> HYPERLINK \l _Toc10892 </w:instrText>
+            <w:instrText xml:space="preserve"> HYPERLINK \l _Toc5379 </w:instrText>
           </w:r>
           <w:r>
             <w:rPr>
@@ -984,7 +1359,7 @@
             <w:fldChar w:fldCharType="begin"/>
           </w:r>
           <w:r>
-            <w:instrText xml:space="preserve"> PAGEREF _Toc10892 \h </w:instrText>
+            <w:instrText xml:space="preserve"> PAGEREF _Toc5379 \h </w:instrText>
           </w:r>
           <w:r>
             <w:fldChar w:fldCharType="separate"/>
@@ -1022,7 +1397,7 @@
               <w:rFonts w:hint="eastAsia" w:ascii="Microsoft JhengHei" w:hAnsi="Microsoft JhengHei" w:eastAsia="Microsoft JhengHei" w:cs="Microsoft JhengHei"/>
               <w:szCs w:val="24"/>
             </w:rPr>
-            <w:instrText xml:space="preserve"> HYPERLINK \l _Toc26848 </w:instrText>
+            <w:instrText xml:space="preserve"> HYPERLINK \l _Toc14896 </w:instrText>
           </w:r>
           <w:r>
             <w:rPr>
@@ -1041,7 +1416,7 @@
             <w:fldChar w:fldCharType="begin"/>
           </w:r>
           <w:r>
-            <w:instrText xml:space="preserve"> PAGEREF _Toc26848 \h </w:instrText>
+            <w:instrText xml:space="preserve"> PAGEREF _Toc14896 \h </w:instrText>
           </w:r>
           <w:r>
             <w:fldChar w:fldCharType="separate"/>
@@ -1079,7 +1454,7 @@
               <w:rFonts w:hint="eastAsia" w:ascii="Microsoft JhengHei" w:hAnsi="Microsoft JhengHei" w:eastAsia="Microsoft JhengHei" w:cs="Microsoft JhengHei"/>
               <w:szCs w:val="24"/>
             </w:rPr>
-            <w:instrText xml:space="preserve"> HYPERLINK \l _Toc25649 </w:instrText>
+            <w:instrText xml:space="preserve"> HYPERLINK \l _Toc29753 </w:instrText>
           </w:r>
           <w:r>
             <w:rPr>
@@ -1103,7 +1478,7 @@
             <w:fldChar w:fldCharType="begin"/>
           </w:r>
           <w:r>
-            <w:instrText xml:space="preserve"> PAGEREF _Toc25649 \h </w:instrText>
+            <w:instrText xml:space="preserve"> PAGEREF _Toc29753 \h </w:instrText>
           </w:r>
           <w:r>
             <w:fldChar w:fldCharType="separate"/>
@@ -1141,7 +1516,7 @@
               <w:rFonts w:hint="eastAsia" w:ascii="Microsoft JhengHei" w:hAnsi="Microsoft JhengHei" w:eastAsia="Microsoft JhengHei" w:cs="Microsoft JhengHei"/>
               <w:szCs w:val="24"/>
             </w:rPr>
-            <w:instrText xml:space="preserve"> HYPERLINK \l _Toc5192 </w:instrText>
+            <w:instrText xml:space="preserve"> HYPERLINK \l _Toc13789 </w:instrText>
           </w:r>
           <w:r>
             <w:rPr>
@@ -1163,7 +1538,7 @@
             <w:fldChar w:fldCharType="begin"/>
           </w:r>
           <w:r>
-            <w:instrText xml:space="preserve"> PAGEREF _Toc5192 \h </w:instrText>
+            <w:instrText xml:space="preserve"> PAGEREF _Toc13789 \h </w:instrText>
           </w:r>
           <w:r>
             <w:fldChar w:fldCharType="separate"/>
@@ -1201,7 +1576,7 @@
               <w:rFonts w:hint="eastAsia" w:ascii="Microsoft JhengHei" w:hAnsi="Microsoft JhengHei" w:eastAsia="Microsoft JhengHei" w:cs="Microsoft JhengHei"/>
               <w:szCs w:val="24"/>
             </w:rPr>
-            <w:instrText xml:space="preserve"> HYPERLINK \l _Toc3858 </w:instrText>
+            <w:instrText xml:space="preserve"> HYPERLINK \l _Toc7270 </w:instrText>
           </w:r>
           <w:r>
             <w:rPr>
@@ -1223,7 +1598,7 @@
             <w:fldChar w:fldCharType="begin"/>
           </w:r>
           <w:r>
-            <w:instrText xml:space="preserve"> PAGEREF _Toc3858 \h </w:instrText>
+            <w:instrText xml:space="preserve"> PAGEREF _Toc7270 \h </w:instrText>
           </w:r>
           <w:r>
             <w:fldChar w:fldCharType="separate"/>
@@ -1261,7 +1636,7 @@
               <w:rFonts w:hint="eastAsia" w:ascii="Microsoft JhengHei" w:hAnsi="Microsoft JhengHei" w:eastAsia="Microsoft JhengHei" w:cs="Microsoft JhengHei"/>
               <w:szCs w:val="24"/>
             </w:rPr>
-            <w:instrText xml:space="preserve"> HYPERLINK \l _Toc27123 </w:instrText>
+            <w:instrText xml:space="preserve"> HYPERLINK \l _Toc13921 </w:instrText>
           </w:r>
           <w:r>
             <w:rPr>
@@ -1283,7 +1658,7 @@
             <w:fldChar w:fldCharType="begin"/>
           </w:r>
           <w:r>
-            <w:instrText xml:space="preserve"> PAGEREF _Toc27123 \h </w:instrText>
+            <w:instrText xml:space="preserve"> PAGEREF _Toc13921 \h </w:instrText>
           </w:r>
           <w:r>
             <w:fldChar w:fldCharType="separate"/>
@@ -1321,7 +1696,7 @@
               <w:rFonts w:hint="eastAsia" w:ascii="Microsoft JhengHei" w:hAnsi="Microsoft JhengHei" w:eastAsia="Microsoft JhengHei" w:cs="Microsoft JhengHei"/>
               <w:szCs w:val="24"/>
             </w:rPr>
-            <w:instrText xml:space="preserve"> HYPERLINK \l _Toc29252 </w:instrText>
+            <w:instrText xml:space="preserve"> HYPERLINK \l _Toc20444 </w:instrText>
           </w:r>
           <w:r>
             <w:rPr>
@@ -1343,13 +1718,13 @@
             <w:fldChar w:fldCharType="begin"/>
           </w:r>
           <w:r>
-            <w:instrText xml:space="preserve"> PAGEREF _Toc29252 \h </w:instrText>
+            <w:instrText xml:space="preserve"> PAGEREF _Toc20444 \h </w:instrText>
           </w:r>
           <w:r>
             <w:fldChar w:fldCharType="separate"/>
           </w:r>
           <w:r>
-            <w:t>5</w:t>
+            <w:t>4</w:t>
           </w:r>
           <w:r>
             <w:fldChar w:fldCharType="end"/>
@@ -1381,7 +1756,7 @@
               <w:rFonts w:hint="eastAsia" w:ascii="Microsoft JhengHei" w:hAnsi="Microsoft JhengHei" w:eastAsia="Microsoft JhengHei" w:cs="Microsoft JhengHei"/>
               <w:szCs w:val="24"/>
             </w:rPr>
-            <w:instrText xml:space="preserve"> HYPERLINK \l _Toc24167 </w:instrText>
+            <w:instrText xml:space="preserve"> HYPERLINK \l _Toc7316 </w:instrText>
           </w:r>
           <w:r>
             <w:rPr>
@@ -1412,7 +1787,7 @@
             <w:fldChar w:fldCharType="begin"/>
           </w:r>
           <w:r>
-            <w:instrText xml:space="preserve"> PAGEREF _Toc24167 \h </w:instrText>
+            <w:instrText xml:space="preserve"> PAGEREF _Toc7316 \h </w:instrText>
           </w:r>
           <w:r>
             <w:fldChar w:fldCharType="separate"/>
@@ -1450,7 +1825,7 @@
               <w:rFonts w:hint="eastAsia" w:ascii="Microsoft JhengHei" w:hAnsi="Microsoft JhengHei" w:eastAsia="Microsoft JhengHei" w:cs="Microsoft JhengHei"/>
               <w:szCs w:val="24"/>
             </w:rPr>
-            <w:instrText xml:space="preserve"> HYPERLINK \l _Toc23273 </w:instrText>
+            <w:instrText xml:space="preserve"> HYPERLINK \l _Toc15523 </w:instrText>
           </w:r>
           <w:r>
             <w:rPr>
@@ -1473,7 +1848,7 @@
             <w:fldChar w:fldCharType="begin"/>
           </w:r>
           <w:r>
-            <w:instrText xml:space="preserve"> PAGEREF _Toc23273 \h </w:instrText>
+            <w:instrText xml:space="preserve"> PAGEREF _Toc15523 \h </w:instrText>
           </w:r>
           <w:r>
             <w:fldChar w:fldCharType="separate"/>
@@ -1511,7 +1886,7 @@
               <w:rFonts w:hint="eastAsia" w:ascii="Microsoft JhengHei" w:hAnsi="Microsoft JhengHei" w:eastAsia="Microsoft JhengHei" w:cs="Microsoft JhengHei"/>
               <w:szCs w:val="24"/>
             </w:rPr>
-            <w:instrText xml:space="preserve"> HYPERLINK \l _Toc29196 </w:instrText>
+            <w:instrText xml:space="preserve"> HYPERLINK \l _Toc5316 </w:instrText>
           </w:r>
           <w:r>
             <w:rPr>
@@ -1542,7 +1917,7 @@
             <w:fldChar w:fldCharType="begin"/>
           </w:r>
           <w:r>
-            <w:instrText xml:space="preserve"> PAGEREF _Toc29196 \h </w:instrText>
+            <w:instrText xml:space="preserve"> PAGEREF _Toc5316 \h </w:instrText>
           </w:r>
           <w:r>
             <w:fldChar w:fldCharType="separate"/>
@@ -1580,7 +1955,7 @@
               <w:rFonts w:hint="eastAsia" w:ascii="Microsoft JhengHei" w:hAnsi="Microsoft JhengHei" w:eastAsia="Microsoft JhengHei" w:cs="Microsoft JhengHei"/>
               <w:szCs w:val="24"/>
             </w:rPr>
-            <w:instrText xml:space="preserve"> HYPERLINK \l _Toc22617 </w:instrText>
+            <w:instrText xml:space="preserve"> HYPERLINK \l _Toc17061 </w:instrText>
           </w:r>
           <w:r>
             <w:rPr>
@@ -1602,7 +1977,7 @@
             <w:fldChar w:fldCharType="begin"/>
           </w:r>
           <w:r>
-            <w:instrText xml:space="preserve"> PAGEREF _Toc22617 \h </w:instrText>
+            <w:instrText xml:space="preserve"> PAGEREF _Toc17061 \h </w:instrText>
           </w:r>
           <w:r>
             <w:fldChar w:fldCharType="separate"/>
@@ -1640,7 +2015,7 @@
               <w:rFonts w:hint="eastAsia" w:ascii="Microsoft JhengHei" w:hAnsi="Microsoft JhengHei" w:eastAsia="Microsoft JhengHei" w:cs="Microsoft JhengHei"/>
               <w:szCs w:val="24"/>
             </w:rPr>
-            <w:instrText xml:space="preserve"> HYPERLINK \l _Toc27969 </w:instrText>
+            <w:instrText xml:space="preserve"> HYPERLINK \l _Toc14498 </w:instrText>
           </w:r>
           <w:r>
             <w:rPr>
@@ -1663,7 +2038,7 @@
             <w:fldChar w:fldCharType="begin"/>
           </w:r>
           <w:r>
-            <w:instrText xml:space="preserve"> PAGEREF _Toc27969 \h </w:instrText>
+            <w:instrText xml:space="preserve"> PAGEREF _Toc14498 \h </w:instrText>
           </w:r>
           <w:r>
             <w:fldChar w:fldCharType="separate"/>
@@ -1701,7 +2076,7 @@
               <w:rFonts w:hint="eastAsia" w:ascii="Microsoft JhengHei" w:hAnsi="Microsoft JhengHei" w:eastAsia="Microsoft JhengHei" w:cs="Microsoft JhengHei"/>
               <w:szCs w:val="24"/>
             </w:rPr>
-            <w:instrText xml:space="preserve"> HYPERLINK \l _Toc13903 </w:instrText>
+            <w:instrText xml:space="preserve"> HYPERLINK \l _Toc12417 </w:instrText>
           </w:r>
           <w:r>
             <w:rPr>
@@ -1724,7 +2099,7 @@
             <w:fldChar w:fldCharType="begin"/>
           </w:r>
           <w:r>
-            <w:instrText xml:space="preserve"> PAGEREF _Toc13903 \h </w:instrText>
+            <w:instrText xml:space="preserve"> PAGEREF _Toc12417 \h </w:instrText>
           </w:r>
           <w:r>
             <w:fldChar w:fldCharType="separate"/>
@@ -1762,7 +2137,7 @@
               <w:rFonts w:hint="eastAsia" w:ascii="Microsoft JhengHei" w:hAnsi="Microsoft JhengHei" w:eastAsia="Microsoft JhengHei" w:cs="Microsoft JhengHei"/>
               <w:szCs w:val="24"/>
             </w:rPr>
-            <w:instrText xml:space="preserve"> HYPERLINK \l _Toc26181 </w:instrText>
+            <w:instrText xml:space="preserve"> HYPERLINK \l _Toc29013 </w:instrText>
           </w:r>
           <w:r>
             <w:rPr>
@@ -1785,7 +2160,7 @@
             <w:fldChar w:fldCharType="begin"/>
           </w:r>
           <w:r>
-            <w:instrText xml:space="preserve"> PAGEREF _Toc26181 \h </w:instrText>
+            <w:instrText xml:space="preserve"> PAGEREF _Toc29013 \h </w:instrText>
           </w:r>
           <w:r>
             <w:fldChar w:fldCharType="separate"/>
@@ -1823,7 +2198,7 @@
               <w:rFonts w:hint="eastAsia" w:ascii="Microsoft JhengHei" w:hAnsi="Microsoft JhengHei" w:eastAsia="Microsoft JhengHei" w:cs="Microsoft JhengHei"/>
               <w:szCs w:val="24"/>
             </w:rPr>
-            <w:instrText xml:space="preserve"> HYPERLINK \l _Toc3511 </w:instrText>
+            <w:instrText xml:space="preserve"> HYPERLINK \l _Toc21425 </w:instrText>
           </w:r>
           <w:r>
             <w:rPr>
@@ -1835,8 +2210,16 @@
           <w:r>
             <w:rPr>
               <w:rFonts w:hint="default"/>
-            </w:rPr>
-            <w:t>5.4. 软件更新、备份与维护</w:t>
+              <w:lang w:val="en-US" w:eastAsia="zh-CN"/>
+            </w:rPr>
+            <w:t xml:space="preserve">5.4. </w:t>
+          </w:r>
+          <w:r>
+            <w:rPr>
+              <w:rFonts w:hint="eastAsia"/>
+              <w:lang w:val="en-US" w:eastAsia="zh-CN"/>
+            </w:rPr>
+            <w:t>访问控制与权限管理</w:t>
           </w:r>
           <w:r>
             <w:tab/>
@@ -1845,7 +2228,7 @@
             <w:fldChar w:fldCharType="begin"/>
           </w:r>
           <w:r>
-            <w:instrText xml:space="preserve"> PAGEREF _Toc3511 \h </w:instrText>
+            <w:instrText xml:space="preserve"> PAGEREF _Toc21425 \h </w:instrText>
           </w:r>
           <w:r>
             <w:fldChar w:fldCharType="separate"/>
@@ -1883,7 +2266,7 @@
               <w:rFonts w:hint="eastAsia" w:ascii="Microsoft JhengHei" w:hAnsi="Microsoft JhengHei" w:eastAsia="Microsoft JhengHei" w:cs="Microsoft JhengHei"/>
               <w:szCs w:val="24"/>
             </w:rPr>
-            <w:instrText xml:space="preserve"> HYPERLINK \l _Toc10065 </w:instrText>
+            <w:instrText xml:space="preserve"> HYPERLINK \l _Toc9086 </w:instrText>
           </w:r>
           <w:r>
             <w:rPr>
@@ -1895,9 +2278,8 @@
           <w:r>
             <w:rPr>
               <w:rFonts w:hint="default"/>
-              <w:szCs w:val="24"/>
-            </w:rPr>
-            <w:t>5.5. 软件报废与归档</w:t>
+            </w:rPr>
+            <w:t>5.5. 软件更新、备份与维护</w:t>
           </w:r>
           <w:r>
             <w:tab/>
@@ -1906,13 +2288,13 @@
             <w:fldChar w:fldCharType="begin"/>
           </w:r>
           <w:r>
-            <w:instrText xml:space="preserve"> PAGEREF _Toc10065 \h </w:instrText>
+            <w:instrText xml:space="preserve"> PAGEREF _Toc9086 \h </w:instrText>
           </w:r>
           <w:r>
             <w:fldChar w:fldCharType="separate"/>
           </w:r>
           <w:r>
-            <w:t>6</w:t>
+            <w:t>7</w:t>
           </w:r>
           <w:r>
             <w:fldChar w:fldCharType="end"/>
@@ -1944,7 +2326,7 @@
               <w:rFonts w:hint="eastAsia" w:ascii="Microsoft JhengHei" w:hAnsi="Microsoft JhengHei" w:eastAsia="Microsoft JhengHei" w:cs="Microsoft JhengHei"/>
               <w:szCs w:val="24"/>
             </w:rPr>
-            <w:instrText xml:space="preserve"> HYPERLINK \l _Toc18656 </w:instrText>
+            <w:instrText xml:space="preserve"> HYPERLINK \l _Toc24361 </w:instrText>
           </w:r>
           <w:r>
             <w:rPr>
@@ -1956,9 +2338,68 @@
           <w:r>
             <w:rPr>
               <w:rFonts w:hint="default"/>
+            </w:rPr>
+            <w:t>5.6. 软件报废与归档</w:t>
+          </w:r>
+          <w:r>
+            <w:tab/>
+          </w:r>
+          <w:r>
+            <w:fldChar w:fldCharType="begin"/>
+          </w:r>
+          <w:r>
+            <w:instrText xml:space="preserve"> PAGEREF _Toc24361 \h </w:instrText>
+          </w:r>
+          <w:r>
+            <w:fldChar w:fldCharType="separate"/>
+          </w:r>
+          <w:r>
+            <w:t>7</w:t>
+          </w:r>
+          <w:r>
+            <w:fldChar w:fldCharType="end"/>
+          </w:r>
+          <w:r>
+            <w:rPr>
+              <w:rFonts w:hint="eastAsia" w:ascii="Microsoft JhengHei" w:hAnsi="Microsoft JhengHei" w:eastAsia="Microsoft JhengHei" w:cs="Microsoft JhengHei"/>
               <w:szCs w:val="24"/>
             </w:rPr>
-            <w:t>5.6. 监督与审计</w:t>
+            <w:fldChar w:fldCharType="end"/>
+          </w:r>
+        </w:p>
+        <w:p>
+          <w:pPr>
+            <w:pStyle w:val="17"/>
+            <w:tabs>
+              <w:tab w:val="right" w:leader="dot" w:pos="8306"/>
+            </w:tabs>
+          </w:pPr>
+          <w:r>
+            <w:rPr>
+              <w:rFonts w:hint="eastAsia" w:ascii="Microsoft JhengHei" w:hAnsi="Microsoft JhengHei" w:eastAsia="Microsoft JhengHei" w:cs="Microsoft JhengHei"/>
+              <w:szCs w:val="24"/>
+            </w:rPr>
+            <w:fldChar w:fldCharType="begin"/>
+          </w:r>
+          <w:r>
+            <w:rPr>
+              <w:rFonts w:hint="eastAsia" w:ascii="Microsoft JhengHei" w:hAnsi="Microsoft JhengHei" w:eastAsia="Microsoft JhengHei" w:cs="Microsoft JhengHei"/>
+              <w:szCs w:val="24"/>
+            </w:rPr>
+            <w:instrText xml:space="preserve"> HYPERLINK \l _Toc15337 </w:instrText>
+          </w:r>
+          <w:r>
+            <w:rPr>
+              <w:rFonts w:hint="eastAsia" w:ascii="Microsoft JhengHei" w:hAnsi="Microsoft JhengHei" w:eastAsia="Microsoft JhengHei" w:cs="Microsoft JhengHei"/>
+              <w:szCs w:val="24"/>
+            </w:rPr>
+            <w:fldChar w:fldCharType="separate"/>
+          </w:r>
+          <w:r>
+            <w:rPr>
+              <w:rFonts w:hint="default"/>
+            </w:rPr>
+            <w:t>5.7. 监督与审计</w:t>
           </w:r>
           <w:r>
             <w:tab/>
@@ -1967,13 +2408,13 @@
             <w:fldChar w:fldCharType="begin"/>
           </w:r>
           <w:r>
-            <w:instrText xml:space="preserve"> PAGEREF _Toc18656 \h </w:instrText>
+            <w:instrText xml:space="preserve"> PAGEREF _Toc15337 \h </w:instrText>
           </w:r>
           <w:r>
             <w:fldChar w:fldCharType="separate"/>
           </w:r>
           <w:r>
-            <w:t>6</w:t>
+            <w:t>8</w:t>
           </w:r>
           <w:r>
             <w:fldChar w:fldCharType="end"/>
@@ -2005,7 +2446,7 @@
               <w:rFonts w:hint="eastAsia" w:ascii="Microsoft JhengHei" w:hAnsi="Microsoft JhengHei" w:eastAsia="Microsoft JhengHei" w:cs="Microsoft JhengHei"/>
               <w:szCs w:val="24"/>
             </w:rPr>
-            <w:instrText xml:space="preserve"> HYPERLINK \l _Toc32403 </w:instrText>
+            <w:instrText xml:space="preserve"> HYPERLINK \l _Toc915 </w:instrText>
           </w:r>
           <w:r>
             <w:rPr>
@@ -2035,13 +2476,13 @@
             <w:fldChar w:fldCharType="begin"/>
           </w:r>
           <w:r>
-            <w:instrText xml:space="preserve"> PAGEREF _Toc32403 \h </w:instrText>
+            <w:instrText xml:space="preserve"> PAGEREF _Toc915 \h </w:instrText>
           </w:r>
           <w:r>
             <w:fldChar w:fldCharType="separate"/>
           </w:r>
           <w:r>
-            <w:t>7</w:t>
+            <w:t>8</w:t>
           </w:r>
           <w:r>
             <w:fldChar w:fldCharType="end"/>
@@ -2056,6 +2497,13 @@
         </w:p>
         <w:p>
           <w:pPr>
+            <w:keepNext w:val="0"/>
+            <w:keepLines w:val="0"/>
+            <w:pageBreakBefore w:val="0"/>
+            <w:widowControl w:val="0"/>
+            <w:wordWrap/>
+            <w:overflowPunct/>
+            <w:topLinePunct w:val="0"/>
             <w:bidi w:val="0"/>
           </w:pPr>
           <w:r>
@@ -2070,6 +2518,14 @@
     </w:sdt>
     <w:p>
       <w:pPr>
+        <w:keepNext w:val="0"/>
+        <w:keepLines w:val="0"/>
+        <w:pageBreakBefore w:val="0"/>
+        <w:widowControl w:val="0"/>
+        <w:wordWrap/>
+        <w:overflowPunct/>
+        <w:topLinePunct w:val="0"/>
+        <w:bidi w:val="0"/>
         <w:rPr>
           <w:rFonts w:hint="default"/>
           <w:sz w:val="28"/>
@@ -2088,12 +2544,19 @@
     <w:p>
       <w:pPr>
         <w:pStyle w:val="28"/>
+        <w:keepNext w:val="0"/>
+        <w:keepLines w:val="0"/>
+        <w:pageBreakBefore w:val="0"/>
+        <w:widowControl w:val="0"/>
+        <w:wordWrap/>
+        <w:overflowPunct/>
+        <w:topLinePunct w:val="0"/>
         <w:bidi w:val="0"/>
         <w:rPr>
           <w:rFonts w:hint="default"/>
         </w:rPr>
       </w:pPr>
-      <w:bookmarkStart w:id="3" w:name="_Toc5192"/>
+      <w:bookmarkStart w:id="3" w:name="_Toc13789"/>
       <w:r>
         <w:rPr>
           <w:rFonts w:hint="default"/>
@@ -2105,6 +2568,13 @@
     <w:p>
       <w:pPr>
         <w:pStyle w:val="29"/>
+        <w:keepNext w:val="0"/>
+        <w:keepLines w:val="0"/>
+        <w:pageBreakBefore w:val="0"/>
+        <w:widowControl w:val="0"/>
+        <w:wordWrap/>
+        <w:overflowPunct/>
+        <w:topLinePunct w:val="0"/>
         <w:bidi w:val="0"/>
         <w:rPr>
           <w:rFonts w:hint="eastAsia"/>
@@ -2122,12 +2592,19 @@
     <w:p>
       <w:pPr>
         <w:pStyle w:val="28"/>
+        <w:keepNext w:val="0"/>
+        <w:keepLines w:val="0"/>
+        <w:pageBreakBefore w:val="0"/>
+        <w:widowControl w:val="0"/>
+        <w:wordWrap/>
+        <w:overflowPunct/>
+        <w:topLinePunct w:val="0"/>
         <w:bidi w:val="0"/>
         <w:rPr>
           <w:rFonts w:hint="default"/>
         </w:rPr>
       </w:pPr>
-      <w:bookmarkStart w:id="4" w:name="_Toc3858"/>
+      <w:bookmarkStart w:id="4" w:name="_Toc7270"/>
       <w:r>
         <w:rPr>
           <w:rFonts w:hint="default"/>
@@ -2139,6 +2616,13 @@
     <w:p>
       <w:pPr>
         <w:pStyle w:val="29"/>
+        <w:keepNext w:val="0"/>
+        <w:keepLines w:val="0"/>
+        <w:pageBreakBefore w:val="0"/>
+        <w:widowControl w:val="0"/>
+        <w:wordWrap/>
+        <w:overflowPunct/>
+        <w:topLinePunct w:val="0"/>
         <w:bidi w:val="0"/>
         <w:rPr>
           <w:rFonts w:hint="default"/>
@@ -2158,9 +2642,14 @@
         <w:pStyle w:val="18"/>
         <w:keepNext w:val="0"/>
         <w:keepLines w:val="0"/>
-        <w:widowControl/>
+        <w:pageBreakBefore w:val="0"/>
+        <w:widowControl w:val="0"/>
         <w:suppressLineNumbers w:val="0"/>
         <w:shd w:val="clear" w:color="auto"/>
+        <w:wordWrap/>
+        <w:overflowPunct/>
+        <w:topLinePunct w:val="0"/>
+        <w:bidi w:val="0"/>
         <w:spacing w:before="165" w:beforeAutospacing="0" w:after="165" w:afterAutospacing="0" w:line="343" w:lineRule="atLeast"/>
         <w:ind w:left="0" w:right="0" w:firstLine="0"/>
         <w:rPr>
@@ -2216,12 +2705,19 @@
     <w:p>
       <w:pPr>
         <w:pStyle w:val="28"/>
+        <w:keepNext w:val="0"/>
+        <w:keepLines w:val="0"/>
+        <w:pageBreakBefore w:val="0"/>
+        <w:widowControl w:val="0"/>
+        <w:wordWrap/>
+        <w:overflowPunct/>
+        <w:topLinePunct w:val="0"/>
         <w:bidi w:val="0"/>
         <w:rPr>
           <w:rFonts w:hint="default"/>
         </w:rPr>
       </w:pPr>
-      <w:bookmarkStart w:id="5" w:name="_Toc27123"/>
+      <w:bookmarkStart w:id="5" w:name="_Toc13921"/>
       <w:r>
         <w:rPr>
           <w:rFonts w:hint="default"/>
@@ -2266,7 +2762,6 @@
             <w:insideH w:val="single" w:color="auto" w:sz="4" w:space="0"/>
             <w:insideV w:val="single" w:color="auto" w:sz="4" w:space="0"/>
           </w:tblBorders>
-          <w:shd w:val="clear" w:color="auto" w:fill="auto"/>
           <w:tblCellMar>
             <w:top w:w="15" w:type="dxa"/>
             <w:left w:w="15" w:type="dxa"/>
@@ -2301,9 +2796,14 @@
               <w:pStyle w:val="18"/>
               <w:keepNext w:val="0"/>
               <w:keepLines w:val="0"/>
-              <w:widowControl/>
+              <w:pageBreakBefore w:val="0"/>
+              <w:widowControl w:val="0"/>
               <w:suppressLineNumbers w:val="0"/>
               <w:shd w:val="clear" w:color="auto" w:fill="FFFFFF"/>
+              <w:wordWrap/>
+              <w:overflowPunct/>
+              <w:topLinePunct w:val="0"/>
+              <w:bidi w:val="0"/>
               <w:spacing w:before="165" w:beforeAutospacing="0" w:after="165" w:afterAutospacing="0" w:line="343" w:lineRule="atLeast"/>
               <w:ind w:left="0" w:right="0" w:firstLine="0"/>
               <w:rPr>
@@ -2316,11 +2816,10 @@
             </w:pPr>
             <w:r>
               <w:rPr>
-                <w:rFonts w:hint="eastAsia" w:ascii="宋体" w:hAnsi="宋体" w:eastAsia="宋体" w:cs="宋体"/>
-                <w:kern w:val="2"/>
-                <w:sz w:val="24"/>
-                <w:szCs w:val="24"/>
-                <w:lang w:val="en-US" w:eastAsia="zh-CN" w:bidi="ar-SA"/>
+                <w:rFonts w:hint="eastAsia"/>
+                <w:color w:val="auto"/>
+                <w:shd w:val="clear"/>
+                <w:lang w:val="en-US" w:eastAsia="zh-CN"/>
               </w:rPr>
               <w:t>术语</w:t>
             </w:r>
@@ -2349,9 +2848,14 @@
               <w:pStyle w:val="18"/>
               <w:keepNext w:val="0"/>
               <w:keepLines w:val="0"/>
-              <w:widowControl/>
+              <w:pageBreakBefore w:val="0"/>
+              <w:widowControl w:val="0"/>
               <w:suppressLineNumbers w:val="0"/>
               <w:shd w:val="clear" w:color="auto" w:fill="FFFFFF"/>
+              <w:wordWrap/>
+              <w:overflowPunct/>
+              <w:topLinePunct w:val="0"/>
+              <w:bidi w:val="0"/>
               <w:spacing w:before="165" w:beforeAutospacing="0" w:after="165" w:afterAutospacing="0" w:line="343" w:lineRule="atLeast"/>
               <w:ind w:left="0" w:right="0" w:firstLine="0"/>
               <w:rPr>
@@ -2415,9 +2919,14 @@
               <w:pStyle w:val="18"/>
               <w:keepNext w:val="0"/>
               <w:keepLines w:val="0"/>
-              <w:widowControl/>
+              <w:pageBreakBefore w:val="0"/>
+              <w:widowControl w:val="0"/>
               <w:suppressLineNumbers w:val="0"/>
               <w:shd w:val="clear" w:color="auto" w:fill="FFFFFF"/>
+              <w:wordWrap/>
+              <w:overflowPunct/>
+              <w:topLinePunct w:val="0"/>
+              <w:bidi w:val="0"/>
               <w:spacing w:before="165" w:beforeAutospacing="0" w:after="165" w:afterAutospacing="0" w:line="343" w:lineRule="atLeast"/>
               <w:ind w:left="0" w:right="0" w:firstLine="0"/>
               <w:rPr>
@@ -2463,9 +2972,14 @@
               <w:pStyle w:val="18"/>
               <w:keepNext w:val="0"/>
               <w:keepLines w:val="0"/>
-              <w:widowControl/>
+              <w:pageBreakBefore w:val="0"/>
+              <w:widowControl w:val="0"/>
               <w:suppressLineNumbers w:val="0"/>
               <w:shd w:val="clear" w:color="auto" w:fill="FFFFFF"/>
+              <w:wordWrap/>
+              <w:overflowPunct/>
+              <w:topLinePunct w:val="0"/>
+              <w:bidi w:val="0"/>
               <w:spacing w:before="165" w:beforeAutospacing="0" w:after="165" w:afterAutospacing="0" w:line="343" w:lineRule="atLeast"/>
               <w:ind w:left="0" w:right="0" w:firstLine="0"/>
               <w:rPr>
@@ -2485,20 +2999,7 @@
                 <w:shd w:val="clear"/>
                 <w:lang w:val="en-US" w:eastAsia="zh-CN" w:bidi="ar-SA"/>
               </w:rPr>
-              <w:t>公</w:t>
-            </w:r>
-            <w:bookmarkStart w:id="18" w:name="_GoBack"/>
-            <w:bookmarkEnd w:id="18"/>
-            <w:r>
-              <w:rPr>
-                <w:rFonts w:hint="eastAsia" w:ascii="宋体" w:hAnsi="宋体" w:eastAsia="宋体" w:cs="宋体"/>
-                <w:kern w:val="2"/>
-                <w:sz w:val="24"/>
-                <w:szCs w:val="24"/>
-                <w:shd w:val="clear"/>
-                <w:lang w:val="en-US" w:eastAsia="zh-CN" w:bidi="ar-SA"/>
-              </w:rPr>
-              <w:t>司拥有或使用的所有软件，包括商业软件、开源软件及自主研发软件</w:t>
+              <w:t>公司拥有或使用的所有软件，包括商业软件、开源软件及自主研发软件</w:t>
             </w:r>
           </w:p>
         </w:tc>
@@ -2513,7 +3014,6 @@
             <w:insideH w:val="single" w:color="auto" w:sz="4" w:space="0"/>
             <w:insideV w:val="single" w:color="auto" w:sz="4" w:space="0"/>
           </w:tblBorders>
-          <w:shd w:val="clear" w:color="auto" w:fill="auto"/>
           <w:tblCellMar>
             <w:top w:w="15" w:type="dxa"/>
             <w:left w:w="15" w:type="dxa"/>
@@ -2544,9 +3044,14 @@
               <w:pStyle w:val="18"/>
               <w:keepNext w:val="0"/>
               <w:keepLines w:val="0"/>
-              <w:widowControl/>
+              <w:pageBreakBefore w:val="0"/>
+              <w:widowControl w:val="0"/>
               <w:suppressLineNumbers w:val="0"/>
               <w:shd w:val="clear" w:color="auto" w:fill="FFFFFF"/>
+              <w:wordWrap/>
+              <w:overflowPunct/>
+              <w:topLinePunct w:val="0"/>
+              <w:bidi w:val="0"/>
               <w:spacing w:before="165" w:beforeAutospacing="0" w:after="165" w:afterAutospacing="0" w:line="343" w:lineRule="atLeast"/>
               <w:ind w:left="0" w:right="0" w:firstLine="0"/>
               <w:rPr>
@@ -2592,9 +3097,14 @@
               <w:pStyle w:val="18"/>
               <w:keepNext w:val="0"/>
               <w:keepLines w:val="0"/>
-              <w:widowControl/>
+              <w:pageBreakBefore w:val="0"/>
+              <w:widowControl w:val="0"/>
               <w:suppressLineNumbers w:val="0"/>
               <w:shd w:val="clear" w:color="auto" w:fill="FFFFFF"/>
+              <w:wordWrap/>
+              <w:overflowPunct/>
+              <w:topLinePunct w:val="0"/>
+              <w:bidi w:val="0"/>
               <w:spacing w:before="165" w:beforeAutospacing="0" w:after="165" w:afterAutospacing="0" w:line="343" w:lineRule="atLeast"/>
               <w:ind w:left="0" w:right="0" w:firstLine="0"/>
               <w:rPr>
@@ -2658,9 +3168,14 @@
               <w:pStyle w:val="18"/>
               <w:keepNext w:val="0"/>
               <w:keepLines w:val="0"/>
-              <w:widowControl/>
+              <w:pageBreakBefore w:val="0"/>
+              <w:widowControl w:val="0"/>
               <w:suppressLineNumbers w:val="0"/>
               <w:shd w:val="clear" w:color="auto" w:fill="FFFFFF"/>
+              <w:wordWrap/>
+              <w:overflowPunct/>
+              <w:topLinePunct w:val="0"/>
+              <w:bidi w:val="0"/>
               <w:spacing w:before="165" w:beforeAutospacing="0" w:after="165" w:afterAutospacing="0" w:line="343" w:lineRule="atLeast"/>
               <w:ind w:left="0" w:right="0" w:firstLine="0"/>
               <w:rPr>
@@ -2706,9 +3221,14 @@
               <w:pStyle w:val="18"/>
               <w:keepNext w:val="0"/>
               <w:keepLines w:val="0"/>
-              <w:widowControl/>
+              <w:pageBreakBefore w:val="0"/>
+              <w:widowControl w:val="0"/>
               <w:suppressLineNumbers w:val="0"/>
               <w:shd w:val="clear" w:color="auto" w:fill="FFFFFF"/>
+              <w:wordWrap/>
+              <w:overflowPunct/>
+              <w:topLinePunct w:val="0"/>
+              <w:bidi w:val="0"/>
               <w:spacing w:before="165" w:beforeAutospacing="0" w:after="165" w:afterAutospacing="0" w:line="343" w:lineRule="atLeast"/>
               <w:ind w:left="0" w:right="0" w:firstLine="0"/>
               <w:rPr>
@@ -2773,9 +3293,14 @@
               <w:pStyle w:val="18"/>
               <w:keepNext w:val="0"/>
               <w:keepLines w:val="0"/>
-              <w:widowControl/>
+              <w:pageBreakBefore w:val="0"/>
+              <w:widowControl w:val="0"/>
               <w:suppressLineNumbers w:val="0"/>
               <w:shd w:val="clear" w:color="auto" w:fill="FFFFFF"/>
+              <w:wordWrap/>
+              <w:overflowPunct/>
+              <w:topLinePunct w:val="0"/>
+              <w:bidi w:val="0"/>
               <w:spacing w:before="165" w:beforeAutospacing="0" w:after="165" w:afterAutospacing="0" w:line="343" w:lineRule="atLeast"/>
               <w:ind w:left="0" w:right="0" w:firstLine="0"/>
               <w:rPr>
@@ -2821,9 +3346,14 @@
               <w:pStyle w:val="18"/>
               <w:keepNext w:val="0"/>
               <w:keepLines w:val="0"/>
-              <w:widowControl/>
+              <w:pageBreakBefore w:val="0"/>
+              <w:widowControl w:val="0"/>
               <w:suppressLineNumbers w:val="0"/>
               <w:shd w:val="clear" w:color="auto" w:fill="FFFFFF"/>
+              <w:wordWrap/>
+              <w:overflowPunct/>
+              <w:topLinePunct w:val="0"/>
+              <w:bidi w:val="0"/>
               <w:spacing w:before="165" w:beforeAutospacing="0" w:after="165" w:afterAutospacing="0" w:line="343" w:lineRule="atLeast"/>
               <w:ind w:left="0" w:right="0" w:firstLine="0"/>
               <w:rPr>
@@ -2887,9 +3417,14 @@
               <w:pStyle w:val="18"/>
               <w:keepNext w:val="0"/>
               <w:keepLines w:val="0"/>
-              <w:widowControl/>
+              <w:pageBreakBefore w:val="0"/>
+              <w:widowControl w:val="0"/>
               <w:suppressLineNumbers w:val="0"/>
               <w:shd w:val="clear" w:color="auto" w:fill="FFFFFF"/>
+              <w:wordWrap/>
+              <w:overflowPunct/>
+              <w:topLinePunct w:val="0"/>
+              <w:bidi w:val="0"/>
               <w:spacing w:before="165" w:beforeAutospacing="0" w:after="165" w:afterAutospacing="0" w:line="343" w:lineRule="atLeast"/>
               <w:ind w:left="0" w:right="0" w:firstLine="0"/>
               <w:rPr>
@@ -2935,9 +3470,14 @@
               <w:pStyle w:val="18"/>
               <w:keepNext w:val="0"/>
               <w:keepLines w:val="0"/>
-              <w:widowControl/>
+              <w:pageBreakBefore w:val="0"/>
+              <w:widowControl w:val="0"/>
               <w:suppressLineNumbers w:val="0"/>
               <w:shd w:val="clear" w:color="auto" w:fill="FFFFFF"/>
+              <w:wordWrap/>
+              <w:overflowPunct/>
+              <w:topLinePunct w:val="0"/>
+              <w:bidi w:val="0"/>
               <w:spacing w:before="165" w:beforeAutospacing="0" w:after="165" w:afterAutospacing="0" w:line="343" w:lineRule="atLeast"/>
               <w:ind w:left="0" w:right="0" w:firstLine="0"/>
               <w:rPr>
@@ -2964,13 +3504,36 @@
     </w:tbl>
     <w:p>
       <w:pPr>
+        <w:pStyle w:val="29"/>
+        <w:keepNext w:val="0"/>
+        <w:keepLines w:val="0"/>
+        <w:pageBreakBefore w:val="0"/>
+        <w:widowControl w:val="0"/>
+        <w:wordWrap/>
+        <w:overflowPunct/>
+        <w:topLinePunct w:val="0"/>
+        <w:bidi w:val="0"/>
+        <w:rPr>
+          <w:rFonts w:hint="default"/>
+        </w:rPr>
+      </w:pPr>
+    </w:p>
+    <w:p>
+      <w:pPr>
         <w:pStyle w:val="28"/>
+        <w:keepNext w:val="0"/>
+        <w:keepLines w:val="0"/>
+        <w:pageBreakBefore w:val="0"/>
+        <w:widowControl w:val="0"/>
+        <w:wordWrap/>
+        <w:overflowPunct/>
+        <w:topLinePunct w:val="0"/>
         <w:bidi w:val="0"/>
         <w:rPr>
           <w:rFonts w:hint="default"/>
         </w:rPr>
       </w:pPr>
-      <w:bookmarkStart w:id="6" w:name="_Toc29252"/>
+      <w:bookmarkStart w:id="6" w:name="_Toc20444"/>
       <w:r>
         <w:rPr>
           <w:rFonts w:hint="default"/>
@@ -2982,6 +3545,13 @@
     <w:p>
       <w:pPr>
         <w:pStyle w:val="3"/>
+        <w:keepNext w:val="0"/>
+        <w:keepLines w:val="0"/>
+        <w:pageBreakBefore w:val="0"/>
+        <w:widowControl w:val="0"/>
+        <w:wordWrap/>
+        <w:overflowPunct/>
+        <w:topLinePunct w:val="0"/>
         <w:bidi w:val="0"/>
         <w:rPr>
           <w:rFonts w:hint="default"/>
@@ -2989,7 +3559,7 @@
           <w:szCs w:val="24"/>
         </w:rPr>
       </w:pPr>
-      <w:bookmarkStart w:id="7" w:name="_Toc24167"/>
+      <w:bookmarkStart w:id="7" w:name="_Toc7316"/>
       <w:r>
         <w:rPr>
           <w:rFonts w:hint="eastAsia"/>
@@ -3006,9 +3576,14 @@
         <w:pStyle w:val="18"/>
         <w:keepNext w:val="0"/>
         <w:keepLines w:val="0"/>
-        <w:widowControl/>
+        <w:pageBreakBefore w:val="0"/>
+        <w:widowControl w:val="0"/>
         <w:suppressLineNumbers w:val="0"/>
         <w:shd w:val="clear" w:color="auto"/>
+        <w:wordWrap/>
+        <w:overflowPunct/>
+        <w:topLinePunct w:val="0"/>
+        <w:bidi w:val="0"/>
         <w:spacing w:before="165" w:beforeAutospacing="0" w:after="165" w:afterAutospacing="0" w:line="343" w:lineRule="atLeast"/>
         <w:ind w:left="0" w:right="0" w:firstLine="0"/>
         <w:rPr>
@@ -3045,9 +3620,14 @@
         <w:pStyle w:val="18"/>
         <w:keepNext w:val="0"/>
         <w:keepLines w:val="0"/>
-        <w:widowControl/>
+        <w:pageBreakBefore w:val="0"/>
+        <w:widowControl w:val="0"/>
         <w:suppressLineNumbers w:val="0"/>
         <w:shd w:val="clear" w:color="auto"/>
+        <w:wordWrap/>
+        <w:overflowPunct/>
+        <w:topLinePunct w:val="0"/>
+        <w:bidi w:val="0"/>
         <w:spacing w:before="165" w:beforeAutospacing="0" w:after="165" w:afterAutospacing="0" w:line="343" w:lineRule="atLeast"/>
         <w:ind w:left="0" w:right="0" w:firstLine="0"/>
         <w:rPr>
@@ -3084,9 +3664,14 @@
         <w:pStyle w:val="18"/>
         <w:keepNext w:val="0"/>
         <w:keepLines w:val="0"/>
-        <w:widowControl/>
+        <w:pageBreakBefore w:val="0"/>
+        <w:widowControl w:val="0"/>
         <w:suppressLineNumbers w:val="0"/>
         <w:shd w:val="clear" w:color="auto"/>
+        <w:wordWrap/>
+        <w:overflowPunct/>
+        <w:topLinePunct w:val="0"/>
+        <w:bidi w:val="0"/>
         <w:spacing w:before="165" w:beforeAutospacing="0" w:after="165" w:afterAutospacing="0" w:line="343" w:lineRule="atLeast"/>
         <w:ind w:left="0" w:right="0" w:firstLine="0"/>
         <w:rPr>
@@ -3123,9 +3708,14 @@
         <w:pStyle w:val="18"/>
         <w:keepNext w:val="0"/>
         <w:keepLines w:val="0"/>
-        <w:widowControl/>
+        <w:pageBreakBefore w:val="0"/>
+        <w:widowControl w:val="0"/>
         <w:suppressLineNumbers w:val="0"/>
         <w:shd w:val="clear" w:color="auto"/>
+        <w:wordWrap/>
+        <w:overflowPunct/>
+        <w:topLinePunct w:val="0"/>
+        <w:bidi w:val="0"/>
         <w:spacing w:before="165" w:beforeAutospacing="0" w:after="165" w:afterAutospacing="0" w:line="343" w:lineRule="atLeast"/>
         <w:ind w:left="0" w:right="0" w:firstLine="0"/>
         <w:rPr>
@@ -3162,9 +3752,14 @@
         <w:pStyle w:val="18"/>
         <w:keepNext w:val="0"/>
         <w:keepLines w:val="0"/>
-        <w:widowControl/>
+        <w:pageBreakBefore w:val="0"/>
+        <w:widowControl w:val="0"/>
         <w:suppressLineNumbers w:val="0"/>
         <w:shd w:val="clear" w:color="auto"/>
+        <w:wordWrap/>
+        <w:overflowPunct/>
+        <w:topLinePunct w:val="0"/>
+        <w:bidi w:val="0"/>
         <w:spacing w:before="165" w:beforeAutospacing="0" w:after="165" w:afterAutospacing="0" w:line="343" w:lineRule="atLeast"/>
         <w:ind w:left="0" w:right="0" w:firstLine="0"/>
         <w:rPr>
@@ -3199,6 +3794,13 @@
     <w:p>
       <w:pPr>
         <w:pStyle w:val="3"/>
+        <w:keepNext w:val="0"/>
+        <w:keepLines w:val="0"/>
+        <w:pageBreakBefore w:val="0"/>
+        <w:widowControl w:val="0"/>
+        <w:wordWrap/>
+        <w:overflowPunct/>
+        <w:topLinePunct w:val="0"/>
         <w:bidi w:val="0"/>
         <w:rPr>
           <w:rFonts w:hint="default"/>
@@ -3206,7 +3808,7 @@
           <w:szCs w:val="24"/>
         </w:rPr>
       </w:pPr>
-      <w:bookmarkStart w:id="8" w:name="_Toc23273"/>
+      <w:bookmarkStart w:id="8" w:name="_Toc15523"/>
       <w:r>
         <w:rPr>
           <w:rFonts w:hint="default"/>
@@ -3222,9 +3824,14 @@
         <w:pStyle w:val="18"/>
         <w:keepNext w:val="0"/>
         <w:keepLines w:val="0"/>
-        <w:widowControl/>
+        <w:pageBreakBefore w:val="0"/>
+        <w:widowControl w:val="0"/>
         <w:suppressLineNumbers w:val="0"/>
         <w:shd w:val="clear" w:color="auto"/>
+        <w:wordWrap/>
+        <w:overflowPunct/>
+        <w:topLinePunct w:val="0"/>
+        <w:bidi w:val="0"/>
         <w:spacing w:before="165" w:beforeAutospacing="0" w:after="165" w:afterAutospacing="0" w:line="343" w:lineRule="atLeast"/>
         <w:ind w:left="0" w:right="0" w:firstLine="0"/>
         <w:rPr>
@@ -3261,9 +3868,14 @@
         <w:pStyle w:val="18"/>
         <w:keepNext w:val="0"/>
         <w:keepLines w:val="0"/>
-        <w:widowControl/>
+        <w:pageBreakBefore w:val="0"/>
+        <w:widowControl w:val="0"/>
         <w:suppressLineNumbers w:val="0"/>
         <w:shd w:val="clear" w:color="auto"/>
+        <w:wordWrap/>
+        <w:overflowPunct/>
+        <w:topLinePunct w:val="0"/>
+        <w:bidi w:val="0"/>
         <w:spacing w:before="165" w:beforeAutospacing="0" w:after="165" w:afterAutospacing="0" w:line="343" w:lineRule="atLeast"/>
         <w:ind w:left="0" w:right="0" w:firstLine="0"/>
         <w:rPr>
@@ -3298,6 +3910,13 @@
     <w:p>
       <w:pPr>
         <w:pStyle w:val="3"/>
+        <w:keepNext w:val="0"/>
+        <w:keepLines w:val="0"/>
+        <w:pageBreakBefore w:val="0"/>
+        <w:widowControl w:val="0"/>
+        <w:wordWrap/>
+        <w:overflowPunct/>
+        <w:topLinePunct w:val="0"/>
         <w:bidi w:val="0"/>
         <w:rPr>
           <w:rFonts w:hint="eastAsia" w:eastAsia="宋体"/>
@@ -3306,7 +3925,7 @@
           <w:lang w:val="en-US" w:eastAsia="zh-CN"/>
         </w:rPr>
       </w:pPr>
-      <w:bookmarkStart w:id="9" w:name="_Toc29196"/>
+      <w:bookmarkStart w:id="9" w:name="_Toc5316"/>
       <w:r>
         <w:rPr>
           <w:rFonts w:hint="default"/>
@@ -3322,9 +3941,14 @@
         <w:pStyle w:val="18"/>
         <w:keepNext w:val="0"/>
         <w:keepLines w:val="0"/>
-        <w:widowControl/>
+        <w:pageBreakBefore w:val="0"/>
+        <w:widowControl w:val="0"/>
         <w:suppressLineNumbers w:val="0"/>
         <w:shd w:val="clear" w:color="auto"/>
+        <w:wordWrap/>
+        <w:overflowPunct/>
+        <w:topLinePunct w:val="0"/>
+        <w:bidi w:val="0"/>
         <w:spacing w:before="165" w:beforeAutospacing="0" w:after="165" w:afterAutospacing="0" w:line="343" w:lineRule="atLeast"/>
         <w:ind w:left="0" w:right="0" w:firstLine="0"/>
         <w:rPr>
@@ -3361,9 +3985,14 @@
         <w:pStyle w:val="18"/>
         <w:keepNext w:val="0"/>
         <w:keepLines w:val="0"/>
-        <w:widowControl/>
+        <w:pageBreakBefore w:val="0"/>
+        <w:widowControl w:val="0"/>
         <w:suppressLineNumbers w:val="0"/>
         <w:shd w:val="clear" w:color="auto"/>
+        <w:wordWrap/>
+        <w:overflowPunct/>
+        <w:topLinePunct w:val="0"/>
+        <w:bidi w:val="0"/>
         <w:spacing w:before="165" w:beforeAutospacing="0" w:after="165" w:afterAutospacing="0" w:line="343" w:lineRule="atLeast"/>
         <w:ind w:left="0" w:right="0" w:firstLine="0"/>
         <w:rPr>
@@ -3398,12 +4027,19 @@
     <w:p>
       <w:pPr>
         <w:pStyle w:val="28"/>
+        <w:keepNext w:val="0"/>
+        <w:keepLines w:val="0"/>
+        <w:pageBreakBefore w:val="0"/>
+        <w:widowControl w:val="0"/>
+        <w:wordWrap/>
+        <w:overflowPunct/>
+        <w:topLinePunct w:val="0"/>
         <w:bidi w:val="0"/>
         <w:rPr>
           <w:rFonts w:hint="default"/>
         </w:rPr>
       </w:pPr>
-      <w:bookmarkStart w:id="10" w:name="_Toc22617"/>
+      <w:bookmarkStart w:id="10" w:name="_Toc17061"/>
       <w:r>
         <w:rPr>
           <w:rFonts w:hint="default"/>
@@ -3415,6 +4051,13 @@
     <w:p>
       <w:pPr>
         <w:pStyle w:val="3"/>
+        <w:keepNext w:val="0"/>
+        <w:keepLines w:val="0"/>
+        <w:pageBreakBefore w:val="0"/>
+        <w:widowControl w:val="0"/>
+        <w:wordWrap/>
+        <w:overflowPunct/>
+        <w:topLinePunct w:val="0"/>
         <w:bidi w:val="0"/>
         <w:rPr>
           <w:rFonts w:hint="default"/>
@@ -3422,7 +4065,7 @@
           <w:szCs w:val="24"/>
         </w:rPr>
       </w:pPr>
-      <w:bookmarkStart w:id="11" w:name="_Toc27969"/>
+      <w:bookmarkStart w:id="11" w:name="_Toc14498"/>
       <w:r>
         <w:rPr>
           <w:rFonts w:hint="default"/>
@@ -3439,7 +4082,7 @@
         <w:keepNext w:val="0"/>
         <w:keepLines w:val="0"/>
         <w:pageBreakBefore w:val="0"/>
-        <w:widowControl/>
+        <w:widowControl w:val="0"/>
         <w:suppressLineNumbers w:val="0"/>
         <w:kinsoku/>
         <w:wordWrap/>
@@ -3497,7 +4140,7 @@
         <w:keepNext w:val="0"/>
         <w:keepLines w:val="0"/>
         <w:pageBreakBefore w:val="0"/>
-        <w:widowControl/>
+        <w:widowControl w:val="0"/>
         <w:suppressLineNumbers w:val="0"/>
         <w:kinsoku/>
         <w:wordWrap/>
@@ -3555,7 +4198,7 @@
         <w:keepNext w:val="0"/>
         <w:keepLines w:val="0"/>
         <w:pageBreakBefore w:val="0"/>
-        <w:widowControl/>
+        <w:widowControl w:val="0"/>
         <w:suppressLineNumbers w:val="0"/>
         <w:kinsoku/>
         <w:wordWrap/>
@@ -3610,6 +4253,13 @@
     <w:p>
       <w:pPr>
         <w:pStyle w:val="3"/>
+        <w:keepNext w:val="0"/>
+        <w:keepLines w:val="0"/>
+        <w:pageBreakBefore w:val="0"/>
+        <w:widowControl w:val="0"/>
+        <w:wordWrap/>
+        <w:overflowPunct/>
+        <w:topLinePunct w:val="0"/>
         <w:bidi w:val="0"/>
         <w:rPr>
           <w:rFonts w:hint="default"/>
@@ -3617,7 +4267,7 @@
           <w:szCs w:val="24"/>
         </w:rPr>
       </w:pPr>
-      <w:bookmarkStart w:id="12" w:name="_Toc13903"/>
+      <w:bookmarkStart w:id="12" w:name="_Toc12417"/>
       <w:r>
         <w:rPr>
           <w:rFonts w:hint="default"/>
@@ -3634,7 +4284,7 @@
         <w:keepNext w:val="0"/>
         <w:keepLines w:val="0"/>
         <w:pageBreakBefore w:val="0"/>
-        <w:widowControl/>
+        <w:widowControl w:val="0"/>
         <w:suppressLineNumbers w:val="0"/>
         <w:kinsoku/>
         <w:wordWrap/>
@@ -3692,7 +4342,7 @@
         <w:keepNext w:val="0"/>
         <w:keepLines w:val="0"/>
         <w:pageBreakBefore w:val="0"/>
-        <w:widowControl/>
+        <w:widowControl w:val="0"/>
         <w:suppressLineNumbers w:val="0"/>
         <w:kinsoku/>
         <w:wordWrap/>
@@ -3750,7 +4400,7 @@
         <w:keepNext w:val="0"/>
         <w:keepLines w:val="0"/>
         <w:pageBreakBefore w:val="0"/>
-        <w:widowControl/>
+        <w:widowControl w:val="0"/>
         <w:suppressLineNumbers w:val="0"/>
         <w:kinsoku/>
         <w:wordWrap/>
@@ -3805,6 +4455,13 @@
     <w:p>
       <w:pPr>
         <w:pStyle w:val="3"/>
+        <w:keepNext w:val="0"/>
+        <w:keepLines w:val="0"/>
+        <w:pageBreakBefore w:val="0"/>
+        <w:widowControl w:val="0"/>
+        <w:wordWrap/>
+        <w:overflowPunct/>
+        <w:topLinePunct w:val="0"/>
         <w:bidi w:val="0"/>
         <w:rPr>
           <w:rFonts w:hint="default"/>
@@ -3812,7 +4469,7 @@
           <w:szCs w:val="24"/>
         </w:rPr>
       </w:pPr>
-      <w:bookmarkStart w:id="13" w:name="_Toc26181"/>
+      <w:bookmarkStart w:id="13" w:name="_Toc29013"/>
       <w:r>
         <w:rPr>
           <w:rFonts w:hint="default"/>
@@ -3829,7 +4486,7 @@
         <w:keepNext w:val="0"/>
         <w:keepLines w:val="0"/>
         <w:pageBreakBefore w:val="0"/>
-        <w:widowControl/>
+        <w:widowControl w:val="0"/>
         <w:suppressLineNumbers w:val="0"/>
         <w:kinsoku/>
         <w:wordWrap/>
@@ -3887,7 +4544,7 @@
         <w:keepNext w:val="0"/>
         <w:keepLines w:val="0"/>
         <w:pageBreakBefore w:val="0"/>
-        <w:widowControl/>
+        <w:widowControl w:val="0"/>
         <w:suppressLineNumbers w:val="0"/>
         <w:kinsoku/>
         <w:wordWrap/>
@@ -3903,8 +4560,14 @@
         <w:textAlignment w:val="auto"/>
         <w:rPr>
           <w:rFonts w:hint="eastAsia" w:ascii="宋体" w:hAnsi="宋体" w:eastAsia="宋体" w:cs="宋体"/>
+          <w:i w:val="0"/>
+          <w:iCs w:val="0"/>
+          <w:caps w:val="0"/>
+          <w:color w:val="404040"/>
+          <w:spacing w:val="0"/>
           <w:sz w:val="24"/>
           <w:szCs w:val="24"/>
+          <w:shd w:val="clear" w:color="auto" w:fill="FFFFFF"/>
         </w:rPr>
       </w:pPr>
       <w:r>
@@ -3942,27 +4605,1619 @@
     <w:p>
       <w:pPr>
         <w:pStyle w:val="30"/>
+        <w:keepNext w:val="0"/>
+        <w:keepLines w:val="0"/>
+        <w:pageBreakBefore w:val="0"/>
+        <w:widowControl w:val="0"/>
+        <w:wordWrap/>
+        <w:overflowPunct/>
+        <w:topLinePunct w:val="0"/>
         <w:bidi w:val="0"/>
         <w:rPr>
-          <w:rFonts w:hint="default"/>
-        </w:rPr>
-      </w:pPr>
-      <w:bookmarkStart w:id="14" w:name="_Toc3511"/>
-      <w:r>
-        <w:rPr>
-          <w:rFonts w:hint="default"/>
-        </w:rPr>
-        <w:t>软件更新、备份与维护</w:t>
+          <w:rFonts w:hint="eastAsia"/>
+          <w:lang w:val="en-US" w:eastAsia="zh-CN"/>
+        </w:rPr>
+      </w:pPr>
+      <w:bookmarkStart w:id="14" w:name="_Toc21425"/>
+      <w:r>
+        <w:rPr>
+          <w:rFonts w:hint="eastAsia"/>
+          <w:lang w:val="en-US" w:eastAsia="zh-CN"/>
+        </w:rPr>
+        <w:t>访问控制与权限管理</w:t>
       </w:r>
       <w:bookmarkEnd w:id="14"/>
     </w:p>
     <w:p>
       <w:pPr>
+        <w:pStyle w:val="31"/>
+        <w:keepNext w:val="0"/>
+        <w:keepLines w:val="0"/>
+        <w:pageBreakBefore w:val="0"/>
+        <w:widowControl w:val="0"/>
+        <w:wordWrap/>
+        <w:overflowPunct/>
+        <w:topLinePunct w:val="0"/>
+        <w:bidi w:val="0"/>
+        <w:rPr>
+          <w:rFonts w:hint="default"/>
+          <w:lang w:val="en-US" w:eastAsia="zh-CN"/>
+        </w:rPr>
+      </w:pPr>
+      <w:r>
+        <w:rPr>
+          <w:rFonts w:hint="eastAsia"/>
+          <w:lang w:val="en-US" w:eastAsia="zh-CN"/>
+        </w:rPr>
+        <w:t>访问原则</w:t>
+      </w:r>
+    </w:p>
+    <w:p>
+      <w:pPr>
         <w:pStyle w:val="29"/>
+        <w:keepNext w:val="0"/>
+        <w:keepLines w:val="0"/>
+        <w:pageBreakBefore w:val="0"/>
+        <w:widowControl w:val="0"/>
+        <w:wordWrap/>
+        <w:overflowPunct/>
+        <w:topLinePunct w:val="0"/>
+        <w:bidi w:val="0"/>
+        <w:rPr>
+          <w:rFonts w:hint="default"/>
+          <w:lang w:val="en-US" w:eastAsia="zh-CN"/>
+        </w:rPr>
+      </w:pPr>
+      <w:r>
+        <w:rPr>
+          <w:rFonts w:hint="default"/>
+          <w:lang w:val="en-US" w:eastAsia="zh-CN"/>
+        </w:rPr>
+        <w:t>最终软件库的访问遵循“最小权限原则”和“职责分离原则”，仅允许授权人员在授权范围内访问相应资源。</w:t>
+      </w:r>
+    </w:p>
+    <w:p>
+      <w:pPr>
+        <w:pStyle w:val="29"/>
+        <w:keepNext w:val="0"/>
+        <w:keepLines w:val="0"/>
+        <w:pageBreakBefore w:val="0"/>
+        <w:widowControl w:val="0"/>
+        <w:wordWrap/>
+        <w:overflowPunct/>
+        <w:topLinePunct w:val="0"/>
+        <w:bidi w:val="0"/>
+        <w:rPr>
+          <w:rFonts w:hint="default"/>
+          <w:lang w:val="en-US" w:eastAsia="zh-CN"/>
+        </w:rPr>
+      </w:pPr>
+      <w:r>
+        <w:rPr>
+          <w:rFonts w:hint="default"/>
+          <w:lang w:val="en-US" w:eastAsia="zh-CN"/>
+        </w:rPr>
+        <w:t>所有访问行为应可追溯、可审计。</w:t>
+      </w:r>
+    </w:p>
+    <w:p>
+      <w:pPr>
+        <w:pStyle w:val="31"/>
+        <w:keepNext w:val="0"/>
+        <w:keepLines w:val="0"/>
+        <w:pageBreakBefore w:val="0"/>
+        <w:widowControl w:val="0"/>
+        <w:wordWrap/>
+        <w:overflowPunct/>
+        <w:topLinePunct w:val="0"/>
+        <w:bidi w:val="0"/>
+        <w:rPr>
+          <w:rFonts w:hint="default"/>
+          <w:lang w:val="en-US" w:eastAsia="zh-CN"/>
+        </w:rPr>
+      </w:pPr>
+      <w:r>
+        <w:rPr>
+          <w:rFonts w:hint="default"/>
+          <w:lang w:val="en-US" w:eastAsia="zh-CN"/>
+        </w:rPr>
+        <w:t>访问角色与权限</w:t>
+      </w:r>
+    </w:p>
+    <w:tbl>
+      <w:tblPr>
+        <w:tblW w:w="9024" w:type="dxa"/>
+        <w:tblInd w:w="0" w:type="dxa"/>
+        <w:tblBorders>
+          <w:top w:val="single" w:color="auto" w:sz="4" w:space="0"/>
+          <w:left w:val="single" w:color="auto" w:sz="4" w:space="0"/>
+          <w:bottom w:val="single" w:color="auto" w:sz="4" w:space="0"/>
+          <w:right w:val="single" w:color="auto" w:sz="4" w:space="0"/>
+          <w:insideH w:val="single" w:color="auto" w:sz="4" w:space="0"/>
+          <w:insideV w:val="single" w:color="auto" w:sz="4" w:space="0"/>
+        </w:tblBorders>
+        <w:shd w:val="clear" w:color="auto" w:fill="auto"/>
+        <w:tblLayout w:type="autofit"/>
+        <w:tblCellMar>
+          <w:top w:w="15" w:type="dxa"/>
+          <w:left w:w="15" w:type="dxa"/>
+          <w:bottom w:w="15" w:type="dxa"/>
+          <w:right w:w="15" w:type="dxa"/>
+        </w:tblCellMar>
+      </w:tblPr>
+      <w:tblGrid>
+        <w:gridCol w:w="1386"/>
+        <w:gridCol w:w="4779"/>
+        <w:gridCol w:w="2859"/>
+      </w:tblGrid>
+      <w:tr>
+        <w:tblPrEx>
+          <w:tblBorders>
+            <w:top w:val="single" w:color="auto" w:sz="4" w:space="0"/>
+            <w:left w:val="single" w:color="auto" w:sz="4" w:space="0"/>
+            <w:bottom w:val="single" w:color="auto" w:sz="4" w:space="0"/>
+            <w:right w:val="single" w:color="auto" w:sz="4" w:space="0"/>
+            <w:insideH w:val="single" w:color="auto" w:sz="4" w:space="0"/>
+            <w:insideV w:val="single" w:color="auto" w:sz="4" w:space="0"/>
+          </w:tblBorders>
+          <w:shd w:val="clear" w:color="auto" w:fill="auto"/>
+          <w:tblCellMar>
+            <w:top w:w="15" w:type="dxa"/>
+            <w:left w:w="15" w:type="dxa"/>
+            <w:bottom w:w="15" w:type="dxa"/>
+            <w:right w:w="15" w:type="dxa"/>
+          </w:tblCellMar>
+        </w:tblPrEx>
+        <w:trPr>
+          <w:tblHeader/>
+        </w:trPr>
+        <w:tc>
+          <w:tcPr>
+            <w:tcW w:w="1386" w:type="dxa"/>
+            <w:shd w:val="clear" w:color="auto" w:fill="auto"/>
+            <w:tcMar>
+              <w:top w:w="120" w:type="dxa"/>
+              <w:left w:w="0" w:type="dxa"/>
+              <w:bottom w:w="120" w:type="dxa"/>
+              <w:right w:w="192" w:type="dxa"/>
+            </w:tcMar>
+            <w:vAlign w:val="center"/>
+          </w:tcPr>
+          <w:p>
+            <w:pPr>
+              <w:keepNext w:val="0"/>
+              <w:keepLines w:val="0"/>
+              <w:pageBreakBefore w:val="0"/>
+              <w:widowControl w:val="0"/>
+              <w:suppressLineNumbers w:val="0"/>
+              <w:wordWrap/>
+              <w:overflowPunct/>
+              <w:topLinePunct w:val="0"/>
+              <w:bidi w:val="0"/>
+              <w:spacing w:line="300" w:lineRule="atLeast"/>
+              <w:jc w:val="left"/>
+              <w:rPr>
+                <w:rFonts w:ascii="Segoe UI" w:hAnsi="Segoe UI" w:eastAsia="Segoe UI" w:cs="Segoe UI"/>
+                <w:i w:val="0"/>
+                <w:iCs w:val="0"/>
+                <w:caps w:val="0"/>
+                <w:color w:val="0F1115"/>
+                <w:spacing w:val="0"/>
+                <w:sz w:val="18"/>
+                <w:szCs w:val="18"/>
+              </w:rPr>
+            </w:pPr>
+            <w:r>
+              <w:rPr>
+                <w:rFonts w:hint="default" w:ascii="Segoe UI" w:hAnsi="Segoe UI" w:eastAsia="Segoe UI" w:cs="Segoe UI"/>
+                <w:i w:val="0"/>
+                <w:iCs w:val="0"/>
+                <w:caps w:val="0"/>
+                <w:snapToGrid w:val="0"/>
+                <w:color w:val="000000"/>
+                <w:spacing w:val="0"/>
+                <w:kern w:val="0"/>
+                <w:sz w:val="18"/>
+                <w:szCs w:val="18"/>
+                <w:bdr w:val="none" w:color="auto" w:sz="0" w:space="0"/>
+                <w:lang w:val="en-US" w:eastAsia="zh-CN" w:bidi="ar"/>
+              </w:rPr>
+              <w:t>角色</w:t>
+            </w:r>
+          </w:p>
+        </w:tc>
+        <w:tc>
+          <w:tcPr>
+            <w:tcW w:w="4779" w:type="dxa"/>
+            <w:shd w:val="clear" w:color="auto" w:fill="auto"/>
+            <w:tcMar>
+              <w:top w:w="120" w:type="dxa"/>
+              <w:left w:w="192" w:type="dxa"/>
+              <w:bottom w:w="120" w:type="dxa"/>
+              <w:right w:w="192" w:type="dxa"/>
+            </w:tcMar>
+            <w:vAlign w:val="center"/>
+          </w:tcPr>
+          <w:p>
+            <w:pPr>
+              <w:keepNext w:val="0"/>
+              <w:keepLines w:val="0"/>
+              <w:pageBreakBefore w:val="0"/>
+              <w:widowControl w:val="0"/>
+              <w:suppressLineNumbers w:val="0"/>
+              <w:wordWrap/>
+              <w:overflowPunct/>
+              <w:topLinePunct w:val="0"/>
+              <w:bidi w:val="0"/>
+              <w:spacing w:line="300" w:lineRule="atLeast"/>
+              <w:jc w:val="left"/>
+              <w:rPr>
+                <w:rFonts w:hint="default" w:ascii="Segoe UI" w:hAnsi="Segoe UI" w:eastAsia="Segoe UI" w:cs="Segoe UI"/>
+                <w:i w:val="0"/>
+                <w:iCs w:val="0"/>
+                <w:caps w:val="0"/>
+                <w:color w:val="0F1115"/>
+                <w:spacing w:val="0"/>
+                <w:sz w:val="18"/>
+                <w:szCs w:val="18"/>
+              </w:rPr>
+            </w:pPr>
+            <w:r>
+              <w:rPr>
+                <w:rFonts w:hint="default" w:ascii="Segoe UI" w:hAnsi="Segoe UI" w:eastAsia="Segoe UI" w:cs="Segoe UI"/>
+                <w:i w:val="0"/>
+                <w:iCs w:val="0"/>
+                <w:caps w:val="0"/>
+                <w:snapToGrid w:val="0"/>
+                <w:color w:val="000000"/>
+                <w:spacing w:val="0"/>
+                <w:kern w:val="0"/>
+                <w:sz w:val="18"/>
+                <w:szCs w:val="18"/>
+                <w:bdr w:val="none" w:color="auto" w:sz="0" w:space="0"/>
+                <w:lang w:val="en-US" w:eastAsia="zh-CN" w:bidi="ar"/>
+              </w:rPr>
+              <w:t>权限范围</w:t>
+            </w:r>
+          </w:p>
+        </w:tc>
+        <w:tc>
+          <w:tcPr>
+            <w:tcW w:w="0" w:type="auto"/>
+            <w:shd w:val="clear" w:color="auto" w:fill="auto"/>
+            <w:tcMar>
+              <w:top w:w="120" w:type="dxa"/>
+              <w:left w:w="192" w:type="dxa"/>
+              <w:bottom w:w="120" w:type="dxa"/>
+              <w:right w:w="192" w:type="dxa"/>
+            </w:tcMar>
+            <w:vAlign w:val="center"/>
+          </w:tcPr>
+          <w:p>
+            <w:pPr>
+              <w:keepNext w:val="0"/>
+              <w:keepLines w:val="0"/>
+              <w:pageBreakBefore w:val="0"/>
+              <w:widowControl w:val="0"/>
+              <w:suppressLineNumbers w:val="0"/>
+              <w:wordWrap/>
+              <w:overflowPunct/>
+              <w:topLinePunct w:val="0"/>
+              <w:bidi w:val="0"/>
+              <w:spacing w:line="300" w:lineRule="atLeast"/>
+              <w:jc w:val="left"/>
+              <w:rPr>
+                <w:rFonts w:hint="default" w:ascii="Segoe UI" w:hAnsi="Segoe UI" w:eastAsia="Segoe UI" w:cs="Segoe UI"/>
+                <w:i w:val="0"/>
+                <w:iCs w:val="0"/>
+                <w:caps w:val="0"/>
+                <w:color w:val="0F1115"/>
+                <w:spacing w:val="0"/>
+                <w:sz w:val="18"/>
+                <w:szCs w:val="18"/>
+              </w:rPr>
+            </w:pPr>
+            <w:r>
+              <w:rPr>
+                <w:rFonts w:hint="default" w:ascii="Segoe UI" w:hAnsi="Segoe UI" w:eastAsia="Segoe UI" w:cs="Segoe UI"/>
+                <w:i w:val="0"/>
+                <w:iCs w:val="0"/>
+                <w:caps w:val="0"/>
+                <w:snapToGrid w:val="0"/>
+                <w:color w:val="000000"/>
+                <w:spacing w:val="0"/>
+                <w:kern w:val="0"/>
+                <w:sz w:val="18"/>
+                <w:szCs w:val="18"/>
+                <w:bdr w:val="none" w:color="auto" w:sz="0" w:space="0"/>
+                <w:lang w:val="en-US" w:eastAsia="zh-CN" w:bidi="ar"/>
+              </w:rPr>
+              <w:t>审批流程</w:t>
+            </w:r>
+          </w:p>
+        </w:tc>
+      </w:tr>
+      <w:tr>
+        <w:tblPrEx>
+          <w:tblBorders>
+            <w:top w:val="single" w:color="auto" w:sz="4" w:space="0"/>
+            <w:left w:val="single" w:color="auto" w:sz="4" w:space="0"/>
+            <w:bottom w:val="single" w:color="auto" w:sz="4" w:space="0"/>
+            <w:right w:val="single" w:color="auto" w:sz="4" w:space="0"/>
+            <w:insideH w:val="single" w:color="auto" w:sz="4" w:space="0"/>
+            <w:insideV w:val="single" w:color="auto" w:sz="4" w:space="0"/>
+          </w:tblBorders>
+          <w:tblCellMar>
+            <w:top w:w="15" w:type="dxa"/>
+            <w:left w:w="15" w:type="dxa"/>
+            <w:bottom w:w="15" w:type="dxa"/>
+            <w:right w:w="15" w:type="dxa"/>
+          </w:tblCellMar>
+        </w:tblPrEx>
+        <w:tc>
+          <w:tcPr>
+            <w:tcW w:w="1386" w:type="dxa"/>
+            <w:shd w:val="clear" w:color="auto" w:fill="auto"/>
+            <w:tcMar>
+              <w:top w:w="120" w:type="dxa"/>
+              <w:left w:w="0" w:type="dxa"/>
+              <w:bottom w:w="120" w:type="dxa"/>
+              <w:right w:w="192" w:type="dxa"/>
+            </w:tcMar>
+            <w:vAlign w:val="center"/>
+          </w:tcPr>
+          <w:p>
+            <w:pPr>
+              <w:keepNext w:val="0"/>
+              <w:keepLines w:val="0"/>
+              <w:pageBreakBefore w:val="0"/>
+              <w:widowControl w:val="0"/>
+              <w:suppressLineNumbers w:val="0"/>
+              <w:wordWrap/>
+              <w:overflowPunct/>
+              <w:topLinePunct w:val="0"/>
+              <w:bidi w:val="0"/>
+              <w:spacing w:line="300" w:lineRule="atLeast"/>
+              <w:jc w:val="left"/>
+              <w:rPr>
+                <w:rFonts w:hint="default" w:ascii="Segoe UI" w:hAnsi="Segoe UI" w:eastAsia="Segoe UI" w:cs="Segoe UI"/>
+                <w:i w:val="0"/>
+                <w:iCs w:val="0"/>
+                <w:caps w:val="0"/>
+                <w:color w:val="0F1115"/>
+                <w:spacing w:val="0"/>
+                <w:sz w:val="18"/>
+                <w:szCs w:val="18"/>
+              </w:rPr>
+            </w:pPr>
+            <w:r>
+              <w:rPr>
+                <w:rFonts w:hint="default" w:ascii="Segoe UI" w:hAnsi="Segoe UI" w:eastAsia="Segoe UI" w:cs="Segoe UI"/>
+                <w:i w:val="0"/>
+                <w:iCs w:val="0"/>
+                <w:caps w:val="0"/>
+                <w:snapToGrid w:val="0"/>
+                <w:color w:val="000000"/>
+                <w:spacing w:val="0"/>
+                <w:kern w:val="0"/>
+                <w:sz w:val="18"/>
+                <w:szCs w:val="18"/>
+                <w:bdr w:val="none" w:color="auto" w:sz="0" w:space="0"/>
+                <w:lang w:val="en-US" w:eastAsia="zh-CN" w:bidi="ar"/>
+              </w:rPr>
+              <w:t>研发部</w:t>
+            </w:r>
+            <w:r>
+              <w:rPr>
+                <w:rFonts w:hint="eastAsia" w:ascii="Segoe UI" w:hAnsi="Segoe UI" w:eastAsia="Segoe UI" w:cs="Segoe UI"/>
+                <w:i w:val="0"/>
+                <w:iCs w:val="0"/>
+                <w:caps w:val="0"/>
+                <w:snapToGrid w:val="0"/>
+                <w:color w:val="000000"/>
+                <w:spacing w:val="0"/>
+                <w:kern w:val="0"/>
+                <w:sz w:val="18"/>
+                <w:szCs w:val="18"/>
+                <w:bdr w:val="none" w:color="auto" w:sz="0" w:space="0"/>
+                <w:lang w:val="en-US" w:eastAsia="zh-CN" w:bidi="ar"/>
+              </w:rPr>
+              <w:t>经理</w:t>
+            </w:r>
+          </w:p>
+        </w:tc>
+        <w:tc>
+          <w:tcPr>
+            <w:tcW w:w="4779" w:type="dxa"/>
+            <w:shd w:val="clear" w:color="auto" w:fill="auto"/>
+            <w:tcMar>
+              <w:top w:w="120" w:type="dxa"/>
+              <w:left w:w="192" w:type="dxa"/>
+              <w:bottom w:w="120" w:type="dxa"/>
+              <w:right w:w="192" w:type="dxa"/>
+            </w:tcMar>
+            <w:vAlign w:val="center"/>
+          </w:tcPr>
+          <w:p>
+            <w:pPr>
+              <w:keepNext w:val="0"/>
+              <w:keepLines w:val="0"/>
+              <w:pageBreakBefore w:val="0"/>
+              <w:widowControl w:val="0"/>
+              <w:suppressLineNumbers w:val="0"/>
+              <w:wordWrap/>
+              <w:overflowPunct/>
+              <w:topLinePunct w:val="0"/>
+              <w:bidi w:val="0"/>
+              <w:spacing w:line="300" w:lineRule="atLeast"/>
+              <w:jc w:val="left"/>
+              <w:rPr>
+                <w:rFonts w:hint="default" w:ascii="Segoe UI" w:hAnsi="Segoe UI" w:eastAsia="Segoe UI" w:cs="Segoe UI"/>
+                <w:i w:val="0"/>
+                <w:iCs w:val="0"/>
+                <w:caps w:val="0"/>
+                <w:color w:val="0F1115"/>
+                <w:spacing w:val="0"/>
+                <w:sz w:val="18"/>
+                <w:szCs w:val="18"/>
+              </w:rPr>
+            </w:pPr>
+            <w:r>
+              <w:rPr>
+                <w:rFonts w:hint="default" w:ascii="Segoe UI" w:hAnsi="Segoe UI" w:eastAsia="Segoe UI" w:cs="Segoe UI"/>
+                <w:i w:val="0"/>
+                <w:iCs w:val="0"/>
+                <w:caps w:val="0"/>
+                <w:snapToGrid w:val="0"/>
+                <w:color w:val="000000"/>
+                <w:spacing w:val="0"/>
+                <w:kern w:val="0"/>
+                <w:sz w:val="18"/>
+                <w:szCs w:val="18"/>
+                <w:bdr w:val="none" w:color="auto" w:sz="0" w:space="0"/>
+                <w:lang w:val="en-US" w:eastAsia="zh-CN" w:bidi="ar"/>
+              </w:rPr>
+              <w:t>全库读写权限，包括上传、更新、删除、备份、恢复等操作</w:t>
+            </w:r>
+          </w:p>
+        </w:tc>
+        <w:tc>
+          <w:tcPr>
+            <w:tcW w:w="0" w:type="auto"/>
+            <w:shd w:val="clear" w:color="auto" w:fill="auto"/>
+            <w:tcMar>
+              <w:top w:w="120" w:type="dxa"/>
+              <w:left w:w="192" w:type="dxa"/>
+              <w:bottom w:w="120" w:type="dxa"/>
+              <w:right w:w="0" w:type="dxa"/>
+            </w:tcMar>
+            <w:vAlign w:val="center"/>
+          </w:tcPr>
+          <w:p>
+            <w:pPr>
+              <w:keepNext w:val="0"/>
+              <w:keepLines w:val="0"/>
+              <w:pageBreakBefore w:val="0"/>
+              <w:widowControl w:val="0"/>
+              <w:suppressLineNumbers w:val="0"/>
+              <w:wordWrap/>
+              <w:overflowPunct/>
+              <w:topLinePunct w:val="0"/>
+              <w:bidi w:val="0"/>
+              <w:spacing w:line="300" w:lineRule="atLeast"/>
+              <w:jc w:val="left"/>
+              <w:rPr>
+                <w:rFonts w:hint="default" w:ascii="Segoe UI" w:hAnsi="Segoe UI" w:eastAsia="Segoe UI" w:cs="Segoe UI"/>
+                <w:i w:val="0"/>
+                <w:iCs w:val="0"/>
+                <w:caps w:val="0"/>
+                <w:color w:val="0F1115"/>
+                <w:spacing w:val="0"/>
+                <w:sz w:val="18"/>
+                <w:szCs w:val="18"/>
+              </w:rPr>
+            </w:pPr>
+            <w:r>
+              <w:rPr>
+                <w:rFonts w:hint="default" w:ascii="Segoe UI" w:hAnsi="Segoe UI" w:eastAsia="Segoe UI" w:cs="Segoe UI"/>
+                <w:i w:val="0"/>
+                <w:iCs w:val="0"/>
+                <w:caps w:val="0"/>
+                <w:snapToGrid w:val="0"/>
+                <w:color w:val="000000"/>
+                <w:spacing w:val="0"/>
+                <w:kern w:val="0"/>
+                <w:sz w:val="18"/>
+                <w:szCs w:val="18"/>
+                <w:bdr w:val="none" w:color="auto" w:sz="0" w:space="0"/>
+                <w:lang w:val="en-US" w:eastAsia="zh-CN" w:bidi="ar"/>
+              </w:rPr>
+              <w:t>部门</w:t>
+            </w:r>
+            <w:r>
+              <w:rPr>
+                <w:rFonts w:hint="eastAsia" w:ascii="Segoe UI" w:hAnsi="Segoe UI" w:eastAsia="Segoe UI" w:cs="Segoe UI"/>
+                <w:i w:val="0"/>
+                <w:iCs w:val="0"/>
+                <w:caps w:val="0"/>
+                <w:snapToGrid w:val="0"/>
+                <w:color w:val="000000"/>
+                <w:spacing w:val="0"/>
+                <w:kern w:val="0"/>
+                <w:sz w:val="18"/>
+                <w:szCs w:val="18"/>
+                <w:bdr w:val="none" w:color="auto" w:sz="0" w:space="0"/>
+                <w:lang w:val="en-US" w:eastAsia="zh-CN" w:bidi="ar"/>
+              </w:rPr>
+              <w:t>经理</w:t>
+            </w:r>
+            <w:r>
+              <w:rPr>
+                <w:rFonts w:hint="default" w:ascii="Segoe UI" w:hAnsi="Segoe UI" w:eastAsia="Segoe UI" w:cs="Segoe UI"/>
+                <w:i w:val="0"/>
+                <w:iCs w:val="0"/>
+                <w:caps w:val="0"/>
+                <w:snapToGrid w:val="0"/>
+                <w:color w:val="000000"/>
+                <w:spacing w:val="0"/>
+                <w:kern w:val="0"/>
+                <w:sz w:val="18"/>
+                <w:szCs w:val="18"/>
+                <w:bdr w:val="none" w:color="auto" w:sz="0" w:space="0"/>
+                <w:lang w:val="en-US" w:eastAsia="zh-CN" w:bidi="ar"/>
+              </w:rPr>
+              <w:t>审批</w:t>
+            </w:r>
+          </w:p>
+        </w:tc>
+      </w:tr>
+      <w:tr>
+        <w:tblPrEx>
+          <w:tblBorders>
+            <w:top w:val="single" w:color="auto" w:sz="4" w:space="0"/>
+            <w:left w:val="single" w:color="auto" w:sz="4" w:space="0"/>
+            <w:bottom w:val="single" w:color="auto" w:sz="4" w:space="0"/>
+            <w:right w:val="single" w:color="auto" w:sz="4" w:space="0"/>
+            <w:insideH w:val="single" w:color="auto" w:sz="4" w:space="0"/>
+            <w:insideV w:val="single" w:color="auto" w:sz="4" w:space="0"/>
+          </w:tblBorders>
+          <w:tblCellMar>
+            <w:top w:w="15" w:type="dxa"/>
+            <w:left w:w="15" w:type="dxa"/>
+            <w:bottom w:w="15" w:type="dxa"/>
+            <w:right w:w="15" w:type="dxa"/>
+          </w:tblCellMar>
+        </w:tblPrEx>
+        <w:tc>
+          <w:tcPr>
+            <w:tcW w:w="1386" w:type="dxa"/>
+            <w:shd w:val="clear" w:color="auto" w:fill="auto"/>
+            <w:tcMar>
+              <w:top w:w="120" w:type="dxa"/>
+              <w:left w:w="0" w:type="dxa"/>
+              <w:bottom w:w="120" w:type="dxa"/>
+              <w:right w:w="192" w:type="dxa"/>
+            </w:tcMar>
+            <w:vAlign w:val="center"/>
+          </w:tcPr>
+          <w:p>
+            <w:pPr>
+              <w:keepNext w:val="0"/>
+              <w:keepLines w:val="0"/>
+              <w:pageBreakBefore w:val="0"/>
+              <w:widowControl w:val="0"/>
+              <w:suppressLineNumbers w:val="0"/>
+              <w:wordWrap/>
+              <w:overflowPunct/>
+              <w:topLinePunct w:val="0"/>
+              <w:bidi w:val="0"/>
+              <w:spacing w:line="300" w:lineRule="atLeast"/>
+              <w:jc w:val="left"/>
+              <w:rPr>
+                <w:rFonts w:hint="default" w:ascii="Segoe UI" w:hAnsi="Segoe UI" w:eastAsia="Segoe UI" w:cs="Segoe UI"/>
+                <w:i w:val="0"/>
+                <w:iCs w:val="0"/>
+                <w:caps w:val="0"/>
+                <w:color w:val="0F1115"/>
+                <w:spacing w:val="0"/>
+                <w:sz w:val="18"/>
+                <w:szCs w:val="18"/>
+                <w:lang w:val="en-US"/>
+              </w:rPr>
+            </w:pPr>
+            <w:r>
+              <w:rPr>
+                <w:rFonts w:hint="default" w:ascii="Segoe UI" w:hAnsi="Segoe UI" w:eastAsia="Segoe UI" w:cs="Segoe UI"/>
+                <w:i w:val="0"/>
+                <w:iCs w:val="0"/>
+                <w:caps w:val="0"/>
+                <w:snapToGrid w:val="0"/>
+                <w:color w:val="000000"/>
+                <w:spacing w:val="0"/>
+                <w:kern w:val="0"/>
+                <w:sz w:val="18"/>
+                <w:szCs w:val="18"/>
+                <w:bdr w:val="none" w:color="auto" w:sz="0" w:space="0"/>
+                <w:lang w:val="en-US" w:eastAsia="zh-CN" w:bidi="ar"/>
+              </w:rPr>
+              <w:t>研发部</w:t>
+            </w:r>
+            <w:r>
+              <w:rPr>
+                <w:rFonts w:hint="eastAsia" w:ascii="Segoe UI" w:hAnsi="Segoe UI" w:eastAsia="Segoe UI" w:cs="Segoe UI"/>
+                <w:i w:val="0"/>
+                <w:iCs w:val="0"/>
+                <w:caps w:val="0"/>
+                <w:snapToGrid w:val="0"/>
+                <w:color w:val="000000"/>
+                <w:spacing w:val="0"/>
+                <w:kern w:val="0"/>
+                <w:sz w:val="18"/>
+                <w:szCs w:val="18"/>
+                <w:bdr w:val="none" w:color="auto" w:sz="0" w:space="0"/>
+                <w:lang w:val="en-US" w:eastAsia="zh-CN" w:bidi="ar"/>
+              </w:rPr>
+              <w:t>人员</w:t>
+            </w:r>
+          </w:p>
+        </w:tc>
+        <w:tc>
+          <w:tcPr>
+            <w:tcW w:w="4779" w:type="dxa"/>
+            <w:shd w:val="clear" w:color="auto" w:fill="auto"/>
+            <w:tcMar>
+              <w:top w:w="120" w:type="dxa"/>
+              <w:left w:w="192" w:type="dxa"/>
+              <w:bottom w:w="120" w:type="dxa"/>
+              <w:right w:w="192" w:type="dxa"/>
+            </w:tcMar>
+            <w:vAlign w:val="center"/>
+          </w:tcPr>
+          <w:p>
+            <w:pPr>
+              <w:keepNext w:val="0"/>
+              <w:keepLines w:val="0"/>
+              <w:pageBreakBefore w:val="0"/>
+              <w:widowControl w:val="0"/>
+              <w:suppressLineNumbers w:val="0"/>
+              <w:wordWrap/>
+              <w:overflowPunct/>
+              <w:topLinePunct w:val="0"/>
+              <w:bidi w:val="0"/>
+              <w:spacing w:line="300" w:lineRule="atLeast"/>
+              <w:jc w:val="left"/>
+              <w:rPr>
+                <w:rFonts w:hint="default" w:ascii="Segoe UI" w:hAnsi="Segoe UI" w:eastAsia="Segoe UI" w:cs="Segoe UI"/>
+                <w:i w:val="0"/>
+                <w:iCs w:val="0"/>
+                <w:caps w:val="0"/>
+                <w:color w:val="0F1115"/>
+                <w:spacing w:val="0"/>
+                <w:sz w:val="18"/>
+                <w:szCs w:val="18"/>
+              </w:rPr>
+            </w:pPr>
+            <w:r>
+              <w:rPr>
+                <w:rFonts w:hint="default" w:ascii="Segoe UI" w:hAnsi="Segoe UI" w:eastAsia="Segoe UI" w:cs="Segoe UI"/>
+                <w:i w:val="0"/>
+                <w:iCs w:val="0"/>
+                <w:caps w:val="0"/>
+                <w:snapToGrid w:val="0"/>
+                <w:color w:val="000000"/>
+                <w:spacing w:val="0"/>
+                <w:kern w:val="0"/>
+                <w:sz w:val="18"/>
+                <w:szCs w:val="18"/>
+                <w:bdr w:val="none" w:color="auto" w:sz="0" w:space="0"/>
+                <w:lang w:val="en-US" w:eastAsia="zh-CN" w:bidi="ar"/>
+              </w:rPr>
+              <w:t>读取权限，可下载已发布的软件版本及相关文档</w:t>
+            </w:r>
+          </w:p>
+        </w:tc>
+        <w:tc>
+          <w:tcPr>
+            <w:tcW w:w="0" w:type="auto"/>
+            <w:shd w:val="clear" w:color="auto" w:fill="auto"/>
+            <w:tcMar>
+              <w:top w:w="120" w:type="dxa"/>
+              <w:left w:w="192" w:type="dxa"/>
+              <w:bottom w:w="120" w:type="dxa"/>
+              <w:right w:w="0" w:type="dxa"/>
+            </w:tcMar>
+            <w:vAlign w:val="center"/>
+          </w:tcPr>
+          <w:p>
+            <w:pPr>
+              <w:keepNext w:val="0"/>
+              <w:keepLines w:val="0"/>
+              <w:pageBreakBefore w:val="0"/>
+              <w:widowControl w:val="0"/>
+              <w:suppressLineNumbers w:val="0"/>
+              <w:wordWrap/>
+              <w:overflowPunct/>
+              <w:topLinePunct w:val="0"/>
+              <w:bidi w:val="0"/>
+              <w:spacing w:line="300" w:lineRule="atLeast"/>
+              <w:jc w:val="left"/>
+              <w:rPr>
+                <w:rFonts w:hint="default" w:ascii="Segoe UI" w:hAnsi="Segoe UI" w:eastAsia="Segoe UI" w:cs="Segoe UI"/>
+                <w:i w:val="0"/>
+                <w:iCs w:val="0"/>
+                <w:caps w:val="0"/>
+                <w:color w:val="0F1115"/>
+                <w:spacing w:val="0"/>
+                <w:sz w:val="18"/>
+                <w:szCs w:val="18"/>
+              </w:rPr>
+            </w:pPr>
+            <w:r>
+              <w:rPr>
+                <w:rFonts w:hint="eastAsia" w:ascii="Segoe UI" w:hAnsi="Segoe UI" w:eastAsia="Segoe UI" w:cs="Segoe UI"/>
+                <w:i w:val="0"/>
+                <w:iCs w:val="0"/>
+                <w:caps w:val="0"/>
+                <w:snapToGrid w:val="0"/>
+                <w:color w:val="000000"/>
+                <w:spacing w:val="0"/>
+                <w:kern w:val="0"/>
+                <w:sz w:val="18"/>
+                <w:szCs w:val="18"/>
+                <w:bdr w:val="none" w:color="auto" w:sz="0" w:space="0"/>
+                <w:lang w:val="en-US" w:eastAsia="zh-CN" w:bidi="ar"/>
+              </w:rPr>
+              <w:t>运维</w:t>
+            </w:r>
+            <w:r>
+              <w:rPr>
+                <w:rFonts w:hint="default" w:ascii="Segoe UI" w:hAnsi="Segoe UI" w:eastAsia="Segoe UI" w:cs="Segoe UI"/>
+                <w:i w:val="0"/>
+                <w:iCs w:val="0"/>
+                <w:caps w:val="0"/>
+                <w:snapToGrid w:val="0"/>
+                <w:color w:val="000000"/>
+                <w:spacing w:val="0"/>
+                <w:kern w:val="0"/>
+                <w:sz w:val="18"/>
+                <w:szCs w:val="18"/>
+                <w:bdr w:val="none" w:color="auto" w:sz="0" w:space="0"/>
+                <w:lang w:val="en-US" w:eastAsia="zh-CN" w:bidi="ar"/>
+              </w:rPr>
+              <w:t>项目经理审批</w:t>
+            </w:r>
+          </w:p>
+        </w:tc>
+      </w:tr>
+      <w:tr>
+        <w:tblPrEx>
+          <w:tblBorders>
+            <w:top w:val="single" w:color="auto" w:sz="4" w:space="0"/>
+            <w:left w:val="single" w:color="auto" w:sz="4" w:space="0"/>
+            <w:bottom w:val="single" w:color="auto" w:sz="4" w:space="0"/>
+            <w:right w:val="single" w:color="auto" w:sz="4" w:space="0"/>
+            <w:insideH w:val="single" w:color="auto" w:sz="4" w:space="0"/>
+            <w:insideV w:val="single" w:color="auto" w:sz="4" w:space="0"/>
+          </w:tblBorders>
+          <w:tblCellMar>
+            <w:top w:w="15" w:type="dxa"/>
+            <w:left w:w="15" w:type="dxa"/>
+            <w:bottom w:w="15" w:type="dxa"/>
+            <w:right w:w="15" w:type="dxa"/>
+          </w:tblCellMar>
+        </w:tblPrEx>
+        <w:tc>
+          <w:tcPr>
+            <w:tcW w:w="1386" w:type="dxa"/>
+            <w:shd w:val="clear" w:color="auto" w:fill="auto"/>
+            <w:tcMar>
+              <w:top w:w="120" w:type="dxa"/>
+              <w:left w:w="0" w:type="dxa"/>
+              <w:bottom w:w="120" w:type="dxa"/>
+              <w:right w:w="192" w:type="dxa"/>
+            </w:tcMar>
+            <w:vAlign w:val="center"/>
+          </w:tcPr>
+          <w:p>
+            <w:pPr>
+              <w:keepNext w:val="0"/>
+              <w:keepLines w:val="0"/>
+              <w:pageBreakBefore w:val="0"/>
+              <w:widowControl w:val="0"/>
+              <w:suppressLineNumbers w:val="0"/>
+              <w:wordWrap/>
+              <w:overflowPunct/>
+              <w:topLinePunct w:val="0"/>
+              <w:bidi w:val="0"/>
+              <w:spacing w:line="300" w:lineRule="atLeast"/>
+              <w:jc w:val="left"/>
+              <w:rPr>
+                <w:rFonts w:hint="default" w:ascii="Segoe UI" w:hAnsi="Segoe UI" w:eastAsia="Segoe UI" w:cs="Segoe UI"/>
+                <w:i w:val="0"/>
+                <w:iCs w:val="0"/>
+                <w:caps w:val="0"/>
+                <w:color w:val="0F1115"/>
+                <w:spacing w:val="0"/>
+                <w:sz w:val="18"/>
+                <w:szCs w:val="18"/>
+              </w:rPr>
+            </w:pPr>
+            <w:r>
+              <w:rPr>
+                <w:rFonts w:hint="default" w:ascii="Segoe UI" w:hAnsi="Segoe UI" w:eastAsia="Segoe UI" w:cs="Segoe UI"/>
+                <w:i w:val="0"/>
+                <w:iCs w:val="0"/>
+                <w:caps w:val="0"/>
+                <w:snapToGrid w:val="0"/>
+                <w:color w:val="000000"/>
+                <w:spacing w:val="0"/>
+                <w:kern w:val="0"/>
+                <w:sz w:val="18"/>
+                <w:szCs w:val="18"/>
+                <w:bdr w:val="none" w:color="auto" w:sz="0" w:space="0"/>
+                <w:lang w:val="en-US" w:eastAsia="zh-CN" w:bidi="ar"/>
+              </w:rPr>
+              <w:t>质量部人员</w:t>
+            </w:r>
+          </w:p>
+        </w:tc>
+        <w:tc>
+          <w:tcPr>
+            <w:tcW w:w="4779" w:type="dxa"/>
+            <w:shd w:val="clear" w:color="auto" w:fill="auto"/>
+            <w:tcMar>
+              <w:top w:w="120" w:type="dxa"/>
+              <w:left w:w="192" w:type="dxa"/>
+              <w:bottom w:w="120" w:type="dxa"/>
+              <w:right w:w="192" w:type="dxa"/>
+            </w:tcMar>
+            <w:vAlign w:val="center"/>
+          </w:tcPr>
+          <w:p>
+            <w:pPr>
+              <w:keepNext w:val="0"/>
+              <w:keepLines w:val="0"/>
+              <w:pageBreakBefore w:val="0"/>
+              <w:widowControl w:val="0"/>
+              <w:suppressLineNumbers w:val="0"/>
+              <w:wordWrap/>
+              <w:overflowPunct/>
+              <w:topLinePunct w:val="0"/>
+              <w:bidi w:val="0"/>
+              <w:spacing w:line="300" w:lineRule="atLeast"/>
+              <w:jc w:val="left"/>
+              <w:rPr>
+                <w:rFonts w:hint="default" w:ascii="Segoe UI" w:hAnsi="Segoe UI" w:eastAsia="Segoe UI" w:cs="Segoe UI"/>
+                <w:i w:val="0"/>
+                <w:iCs w:val="0"/>
+                <w:caps w:val="0"/>
+                <w:color w:val="0F1115"/>
+                <w:spacing w:val="0"/>
+                <w:sz w:val="18"/>
+                <w:szCs w:val="18"/>
+              </w:rPr>
+            </w:pPr>
+            <w:r>
+              <w:rPr>
+                <w:rFonts w:hint="default" w:ascii="Segoe UI" w:hAnsi="Segoe UI" w:eastAsia="Segoe UI" w:cs="Segoe UI"/>
+                <w:i w:val="0"/>
+                <w:iCs w:val="0"/>
+                <w:caps w:val="0"/>
+                <w:snapToGrid w:val="0"/>
+                <w:color w:val="000000"/>
+                <w:spacing w:val="0"/>
+                <w:kern w:val="0"/>
+                <w:sz w:val="18"/>
+                <w:szCs w:val="18"/>
+                <w:bdr w:val="none" w:color="auto" w:sz="0" w:space="0"/>
+                <w:lang w:val="en-US" w:eastAsia="zh-CN" w:bidi="ar"/>
+              </w:rPr>
+              <w:t>读取权限，可审计软件版本、授权文件及操作日志</w:t>
+            </w:r>
+          </w:p>
+        </w:tc>
+        <w:tc>
+          <w:tcPr>
+            <w:tcW w:w="0" w:type="auto"/>
+            <w:shd w:val="clear" w:color="auto" w:fill="auto"/>
+            <w:tcMar>
+              <w:top w:w="120" w:type="dxa"/>
+              <w:left w:w="192" w:type="dxa"/>
+              <w:bottom w:w="120" w:type="dxa"/>
+              <w:right w:w="0" w:type="dxa"/>
+            </w:tcMar>
+            <w:vAlign w:val="center"/>
+          </w:tcPr>
+          <w:p>
+            <w:pPr>
+              <w:keepNext w:val="0"/>
+              <w:keepLines w:val="0"/>
+              <w:pageBreakBefore w:val="0"/>
+              <w:widowControl w:val="0"/>
+              <w:suppressLineNumbers w:val="0"/>
+              <w:wordWrap/>
+              <w:overflowPunct/>
+              <w:topLinePunct w:val="0"/>
+              <w:bidi w:val="0"/>
+              <w:spacing w:line="300" w:lineRule="atLeast"/>
+              <w:jc w:val="left"/>
+              <w:rPr>
+                <w:rFonts w:hint="default" w:ascii="Segoe UI" w:hAnsi="Segoe UI" w:eastAsia="Segoe UI" w:cs="Segoe UI"/>
+                <w:i w:val="0"/>
+                <w:iCs w:val="0"/>
+                <w:caps w:val="0"/>
+                <w:color w:val="0F1115"/>
+                <w:spacing w:val="0"/>
+                <w:sz w:val="18"/>
+                <w:szCs w:val="18"/>
+              </w:rPr>
+            </w:pPr>
+            <w:r>
+              <w:rPr>
+                <w:rFonts w:hint="default" w:ascii="Segoe UI" w:hAnsi="Segoe UI" w:eastAsia="Segoe UI" w:cs="Segoe UI"/>
+                <w:i w:val="0"/>
+                <w:iCs w:val="0"/>
+                <w:caps w:val="0"/>
+                <w:snapToGrid w:val="0"/>
+                <w:color w:val="000000"/>
+                <w:spacing w:val="0"/>
+                <w:kern w:val="0"/>
+                <w:sz w:val="18"/>
+                <w:szCs w:val="18"/>
+                <w:bdr w:val="none" w:color="auto" w:sz="0" w:space="0"/>
+                <w:lang w:val="en-US" w:eastAsia="zh-CN" w:bidi="ar"/>
+              </w:rPr>
+              <w:t>质量部</w:t>
+            </w:r>
+            <w:r>
+              <w:rPr>
+                <w:rFonts w:hint="eastAsia" w:ascii="Segoe UI" w:hAnsi="Segoe UI" w:eastAsia="Segoe UI" w:cs="Segoe UI"/>
+                <w:i w:val="0"/>
+                <w:iCs w:val="0"/>
+                <w:caps w:val="0"/>
+                <w:snapToGrid w:val="0"/>
+                <w:color w:val="000000"/>
+                <w:spacing w:val="0"/>
+                <w:kern w:val="0"/>
+                <w:sz w:val="18"/>
+                <w:szCs w:val="18"/>
+                <w:bdr w:val="none" w:color="auto" w:sz="0" w:space="0"/>
+                <w:lang w:val="en-US" w:eastAsia="zh-CN" w:bidi="ar"/>
+              </w:rPr>
+              <w:t>经理</w:t>
+            </w:r>
+            <w:r>
+              <w:rPr>
+                <w:rFonts w:hint="default" w:ascii="Segoe UI" w:hAnsi="Segoe UI" w:eastAsia="Segoe UI" w:cs="Segoe UI"/>
+                <w:i w:val="0"/>
+                <w:iCs w:val="0"/>
+                <w:caps w:val="0"/>
+                <w:snapToGrid w:val="0"/>
+                <w:color w:val="000000"/>
+                <w:spacing w:val="0"/>
+                <w:kern w:val="0"/>
+                <w:sz w:val="18"/>
+                <w:szCs w:val="18"/>
+                <w:bdr w:val="none" w:color="auto" w:sz="0" w:space="0"/>
+                <w:lang w:val="en-US" w:eastAsia="zh-CN" w:bidi="ar"/>
+              </w:rPr>
+              <w:t>审批</w:t>
+            </w:r>
+          </w:p>
+        </w:tc>
+      </w:tr>
+      <w:tr>
+        <w:tblPrEx>
+          <w:tblBorders>
+            <w:top w:val="single" w:color="auto" w:sz="4" w:space="0"/>
+            <w:left w:val="single" w:color="auto" w:sz="4" w:space="0"/>
+            <w:bottom w:val="single" w:color="auto" w:sz="4" w:space="0"/>
+            <w:right w:val="single" w:color="auto" w:sz="4" w:space="0"/>
+            <w:insideH w:val="single" w:color="auto" w:sz="4" w:space="0"/>
+            <w:insideV w:val="single" w:color="auto" w:sz="4" w:space="0"/>
+          </w:tblBorders>
+          <w:tblCellMar>
+            <w:top w:w="15" w:type="dxa"/>
+            <w:left w:w="15" w:type="dxa"/>
+            <w:bottom w:w="15" w:type="dxa"/>
+            <w:right w:w="15" w:type="dxa"/>
+          </w:tblCellMar>
+        </w:tblPrEx>
+        <w:tc>
+          <w:tcPr>
+            <w:tcW w:w="1386" w:type="dxa"/>
+            <w:shd w:val="clear" w:color="auto" w:fill="auto"/>
+            <w:tcMar>
+              <w:top w:w="120" w:type="dxa"/>
+              <w:left w:w="0" w:type="dxa"/>
+              <w:bottom w:w="120" w:type="dxa"/>
+              <w:right w:w="192" w:type="dxa"/>
+            </w:tcMar>
+            <w:vAlign w:val="center"/>
+          </w:tcPr>
+          <w:p>
+            <w:pPr>
+              <w:keepNext w:val="0"/>
+              <w:keepLines w:val="0"/>
+              <w:pageBreakBefore w:val="0"/>
+              <w:widowControl w:val="0"/>
+              <w:suppressLineNumbers w:val="0"/>
+              <w:wordWrap/>
+              <w:overflowPunct/>
+              <w:topLinePunct w:val="0"/>
+              <w:bidi w:val="0"/>
+              <w:spacing w:line="300" w:lineRule="atLeast"/>
+              <w:jc w:val="left"/>
+              <w:rPr>
+                <w:rFonts w:hint="default" w:ascii="Segoe UI" w:hAnsi="Segoe UI" w:eastAsia="Segoe UI" w:cs="Segoe UI"/>
+                <w:i w:val="0"/>
+                <w:iCs w:val="0"/>
+                <w:caps w:val="0"/>
+                <w:color w:val="0F1115"/>
+                <w:spacing w:val="0"/>
+                <w:sz w:val="18"/>
+                <w:szCs w:val="18"/>
+              </w:rPr>
+            </w:pPr>
+            <w:r>
+              <w:rPr>
+                <w:rFonts w:hint="default" w:ascii="Segoe UI" w:hAnsi="Segoe UI" w:eastAsia="Segoe UI" w:cs="Segoe UI"/>
+                <w:i w:val="0"/>
+                <w:iCs w:val="0"/>
+                <w:caps w:val="0"/>
+                <w:snapToGrid w:val="0"/>
+                <w:color w:val="000000"/>
+                <w:spacing w:val="0"/>
+                <w:kern w:val="0"/>
+                <w:sz w:val="18"/>
+                <w:szCs w:val="18"/>
+                <w:bdr w:val="none" w:color="auto" w:sz="0" w:space="0"/>
+                <w:lang w:val="en-US" w:eastAsia="zh-CN" w:bidi="ar"/>
+              </w:rPr>
+              <w:t>其他</w:t>
+            </w:r>
+            <w:r>
+              <w:rPr>
+                <w:rFonts w:hint="eastAsia" w:ascii="Segoe UI" w:hAnsi="Segoe UI" w:eastAsia="Segoe UI" w:cs="Segoe UI"/>
+                <w:i w:val="0"/>
+                <w:iCs w:val="0"/>
+                <w:caps w:val="0"/>
+                <w:snapToGrid w:val="0"/>
+                <w:color w:val="000000"/>
+                <w:spacing w:val="0"/>
+                <w:kern w:val="0"/>
+                <w:sz w:val="18"/>
+                <w:szCs w:val="18"/>
+                <w:bdr w:val="none" w:color="auto" w:sz="0" w:space="0"/>
+                <w:lang w:val="en-US" w:eastAsia="zh-CN" w:bidi="ar"/>
+              </w:rPr>
+              <w:t>运维相关</w:t>
+            </w:r>
+            <w:r>
+              <w:rPr>
+                <w:rFonts w:hint="default" w:ascii="Segoe UI" w:hAnsi="Segoe UI" w:eastAsia="Segoe UI" w:cs="Segoe UI"/>
+                <w:i w:val="0"/>
+                <w:iCs w:val="0"/>
+                <w:caps w:val="0"/>
+                <w:snapToGrid w:val="0"/>
+                <w:color w:val="000000"/>
+                <w:spacing w:val="0"/>
+                <w:kern w:val="0"/>
+                <w:sz w:val="18"/>
+                <w:szCs w:val="18"/>
+                <w:bdr w:val="none" w:color="auto" w:sz="0" w:space="0"/>
+                <w:lang w:val="en-US" w:eastAsia="zh-CN" w:bidi="ar"/>
+              </w:rPr>
+              <w:t>人员</w:t>
+            </w:r>
+          </w:p>
+        </w:tc>
+        <w:tc>
+          <w:tcPr>
+            <w:tcW w:w="4779" w:type="dxa"/>
+            <w:shd w:val="clear" w:color="auto" w:fill="auto"/>
+            <w:tcMar>
+              <w:top w:w="120" w:type="dxa"/>
+              <w:left w:w="192" w:type="dxa"/>
+              <w:bottom w:w="120" w:type="dxa"/>
+              <w:right w:w="192" w:type="dxa"/>
+            </w:tcMar>
+            <w:vAlign w:val="center"/>
+          </w:tcPr>
+          <w:p>
+            <w:pPr>
+              <w:keepNext w:val="0"/>
+              <w:keepLines w:val="0"/>
+              <w:pageBreakBefore w:val="0"/>
+              <w:widowControl w:val="0"/>
+              <w:suppressLineNumbers w:val="0"/>
+              <w:wordWrap/>
+              <w:overflowPunct/>
+              <w:topLinePunct w:val="0"/>
+              <w:bidi w:val="0"/>
+              <w:spacing w:line="300" w:lineRule="atLeast"/>
+              <w:jc w:val="left"/>
+              <w:rPr>
+                <w:rFonts w:hint="default" w:ascii="Segoe UI" w:hAnsi="Segoe UI" w:eastAsia="Segoe UI" w:cs="Segoe UI"/>
+                <w:i w:val="0"/>
+                <w:iCs w:val="0"/>
+                <w:caps w:val="0"/>
+                <w:color w:val="0F1115"/>
+                <w:spacing w:val="0"/>
+                <w:sz w:val="18"/>
+                <w:szCs w:val="18"/>
+              </w:rPr>
+            </w:pPr>
+            <w:r>
+              <w:rPr>
+                <w:rFonts w:hint="default" w:ascii="Segoe UI" w:hAnsi="Segoe UI" w:eastAsia="Segoe UI" w:cs="Segoe UI"/>
+                <w:i w:val="0"/>
+                <w:iCs w:val="0"/>
+                <w:caps w:val="0"/>
+                <w:snapToGrid w:val="0"/>
+                <w:color w:val="000000"/>
+                <w:spacing w:val="0"/>
+                <w:kern w:val="0"/>
+                <w:sz w:val="18"/>
+                <w:szCs w:val="18"/>
+                <w:bdr w:val="none" w:color="auto" w:sz="0" w:space="0"/>
+                <w:lang w:val="en-US" w:eastAsia="zh-CN" w:bidi="ar"/>
+              </w:rPr>
+              <w:t>按需申请临时读取权限，仅限特定软件版本</w:t>
+            </w:r>
+          </w:p>
+        </w:tc>
+        <w:tc>
+          <w:tcPr>
+            <w:tcW w:w="0" w:type="auto"/>
+            <w:shd w:val="clear" w:color="auto" w:fill="auto"/>
+            <w:tcMar>
+              <w:top w:w="120" w:type="dxa"/>
+              <w:left w:w="192" w:type="dxa"/>
+              <w:bottom w:w="120" w:type="dxa"/>
+              <w:right w:w="0" w:type="dxa"/>
+            </w:tcMar>
+            <w:vAlign w:val="center"/>
+          </w:tcPr>
+          <w:p>
+            <w:pPr>
+              <w:keepNext w:val="0"/>
+              <w:keepLines w:val="0"/>
+              <w:pageBreakBefore w:val="0"/>
+              <w:widowControl w:val="0"/>
+              <w:suppressLineNumbers w:val="0"/>
+              <w:wordWrap/>
+              <w:overflowPunct/>
+              <w:topLinePunct w:val="0"/>
+              <w:bidi w:val="0"/>
+              <w:spacing w:line="300" w:lineRule="atLeast"/>
+              <w:jc w:val="left"/>
+              <w:rPr>
+                <w:rFonts w:hint="default" w:ascii="Segoe UI" w:hAnsi="Segoe UI" w:eastAsia="Segoe UI" w:cs="Segoe UI"/>
+                <w:i w:val="0"/>
+                <w:iCs w:val="0"/>
+                <w:caps w:val="0"/>
+                <w:color w:val="0F1115"/>
+                <w:spacing w:val="0"/>
+                <w:sz w:val="18"/>
+                <w:szCs w:val="18"/>
+              </w:rPr>
+            </w:pPr>
+            <w:r>
+              <w:rPr>
+                <w:rFonts w:hint="default" w:ascii="Segoe UI" w:hAnsi="Segoe UI" w:eastAsia="Segoe UI" w:cs="Segoe UI"/>
+                <w:i w:val="0"/>
+                <w:iCs w:val="0"/>
+                <w:caps w:val="0"/>
+                <w:snapToGrid w:val="0"/>
+                <w:color w:val="000000"/>
+                <w:spacing w:val="0"/>
+                <w:kern w:val="0"/>
+                <w:sz w:val="18"/>
+                <w:szCs w:val="18"/>
+                <w:bdr w:val="none" w:color="auto" w:sz="0" w:space="0"/>
+                <w:lang w:val="en-US" w:eastAsia="zh-CN" w:bidi="ar"/>
+              </w:rPr>
+              <w:t>部门</w:t>
+            </w:r>
+            <w:r>
+              <w:rPr>
+                <w:rFonts w:hint="eastAsia" w:ascii="Segoe UI" w:hAnsi="Segoe UI" w:eastAsia="Segoe UI" w:cs="Segoe UI"/>
+                <w:i w:val="0"/>
+                <w:iCs w:val="0"/>
+                <w:caps w:val="0"/>
+                <w:snapToGrid w:val="0"/>
+                <w:color w:val="000000"/>
+                <w:spacing w:val="0"/>
+                <w:kern w:val="0"/>
+                <w:sz w:val="18"/>
+                <w:szCs w:val="18"/>
+                <w:bdr w:val="none" w:color="auto" w:sz="0" w:space="0"/>
+                <w:lang w:val="en-US" w:eastAsia="zh-CN" w:bidi="ar"/>
+              </w:rPr>
+              <w:t>经理</w:t>
+            </w:r>
+            <w:r>
+              <w:rPr>
+                <w:rFonts w:hint="default" w:ascii="Segoe UI" w:hAnsi="Segoe UI" w:eastAsia="Segoe UI" w:cs="Segoe UI"/>
+                <w:i w:val="0"/>
+                <w:iCs w:val="0"/>
+                <w:caps w:val="0"/>
+                <w:snapToGrid w:val="0"/>
+                <w:color w:val="000000"/>
+                <w:spacing w:val="0"/>
+                <w:kern w:val="0"/>
+                <w:sz w:val="18"/>
+                <w:szCs w:val="18"/>
+                <w:bdr w:val="none" w:color="auto" w:sz="0" w:space="0"/>
+                <w:lang w:val="en-US" w:eastAsia="zh-CN" w:bidi="ar"/>
+              </w:rPr>
+              <w:t>+研发部</w:t>
+            </w:r>
+            <w:r>
+              <w:rPr>
+                <w:rFonts w:hint="eastAsia" w:ascii="Segoe UI" w:hAnsi="Segoe UI" w:eastAsia="Segoe UI" w:cs="Segoe UI"/>
+                <w:i w:val="0"/>
+                <w:iCs w:val="0"/>
+                <w:caps w:val="0"/>
+                <w:snapToGrid w:val="0"/>
+                <w:color w:val="000000"/>
+                <w:spacing w:val="0"/>
+                <w:kern w:val="0"/>
+                <w:sz w:val="18"/>
+                <w:szCs w:val="18"/>
+                <w:bdr w:val="none" w:color="auto" w:sz="0" w:space="0"/>
+                <w:lang w:val="en-US" w:eastAsia="zh-CN" w:bidi="ar"/>
+              </w:rPr>
+              <w:t>经理</w:t>
+            </w:r>
+            <w:r>
+              <w:rPr>
+                <w:rFonts w:hint="default" w:ascii="Segoe UI" w:hAnsi="Segoe UI" w:eastAsia="Segoe UI" w:cs="Segoe UI"/>
+                <w:i w:val="0"/>
+                <w:iCs w:val="0"/>
+                <w:caps w:val="0"/>
+                <w:snapToGrid w:val="0"/>
+                <w:color w:val="000000"/>
+                <w:spacing w:val="0"/>
+                <w:kern w:val="0"/>
+                <w:sz w:val="18"/>
+                <w:szCs w:val="18"/>
+                <w:bdr w:val="none" w:color="auto" w:sz="0" w:space="0"/>
+                <w:lang w:val="en-US" w:eastAsia="zh-CN" w:bidi="ar"/>
+              </w:rPr>
+              <w:t>审批</w:t>
+            </w:r>
+          </w:p>
+        </w:tc>
+      </w:tr>
+    </w:tbl>
+    <w:p>
+      <w:pPr>
+        <w:pStyle w:val="31"/>
+        <w:keepNext w:val="0"/>
+        <w:keepLines w:val="0"/>
+        <w:pageBreakBefore w:val="0"/>
+        <w:widowControl w:val="0"/>
+        <w:wordWrap/>
+        <w:overflowPunct/>
+        <w:topLinePunct w:val="0"/>
+        <w:bidi w:val="0"/>
+        <w:rPr>
+          <w:rFonts w:hint="default"/>
+          <w:lang w:val="en-US" w:eastAsia="zh-CN"/>
+        </w:rPr>
+      </w:pPr>
+      <w:r>
+        <w:rPr>
+          <w:rFonts w:hint="default"/>
+          <w:lang w:val="en-US" w:eastAsia="zh-CN"/>
+        </w:rPr>
+        <w:t>访问申请与审批</w:t>
+      </w:r>
+    </w:p>
+    <w:p>
+      <w:pPr>
+        <w:pStyle w:val="29"/>
+        <w:keepNext w:val="0"/>
+        <w:keepLines w:val="0"/>
+        <w:pageBreakBefore w:val="0"/>
+        <w:widowControl w:val="0"/>
+        <w:wordWrap/>
+        <w:overflowPunct/>
+        <w:topLinePunct w:val="0"/>
+        <w:bidi w:val="0"/>
+        <w:rPr>
+          <w:rFonts w:hint="default"/>
+          <w:lang w:val="en-US" w:eastAsia="zh-CN"/>
+        </w:rPr>
+      </w:pPr>
+      <w:r>
+        <w:rPr>
+          <w:rFonts w:hint="default"/>
+          <w:lang w:val="en-US" w:eastAsia="zh-CN"/>
+        </w:rPr>
+        <w:t>所有人员首次访问软件库前，需填写《软件库访问权限申请表》，明确访问目的、所需软件范围及使用期限。</w:t>
+      </w:r>
+    </w:p>
+    <w:p>
+      <w:pPr>
+        <w:pStyle w:val="29"/>
+        <w:keepNext w:val="0"/>
+        <w:keepLines w:val="0"/>
+        <w:pageBreakBefore w:val="0"/>
+        <w:widowControl w:val="0"/>
+        <w:wordWrap/>
+        <w:overflowPunct/>
+        <w:topLinePunct w:val="0"/>
+        <w:bidi w:val="0"/>
+        <w:rPr>
+          <w:rFonts w:hint="default"/>
+          <w:lang w:val="en-US" w:eastAsia="zh-CN"/>
+        </w:rPr>
+      </w:pPr>
+      <w:r>
+        <w:rPr>
+          <w:rFonts w:hint="default"/>
+          <w:lang w:val="en-US" w:eastAsia="zh-CN"/>
+        </w:rPr>
+        <w:t>申请表经所在部门负责人及研发部负责人审批后，由研发部管理员开通相应权限。</w:t>
+      </w:r>
+    </w:p>
+    <w:p>
+      <w:pPr>
+        <w:pStyle w:val="29"/>
+        <w:keepNext w:val="0"/>
+        <w:keepLines w:val="0"/>
+        <w:pageBreakBefore w:val="0"/>
+        <w:widowControl w:val="0"/>
+        <w:wordWrap/>
+        <w:overflowPunct/>
+        <w:topLinePunct w:val="0"/>
+        <w:bidi w:val="0"/>
+        <w:rPr>
+          <w:rFonts w:hint="default"/>
+          <w:lang w:val="en-US" w:eastAsia="zh-CN"/>
+        </w:rPr>
+      </w:pPr>
+      <w:r>
+        <w:rPr>
+          <w:rFonts w:hint="default"/>
+          <w:lang w:val="en-US" w:eastAsia="zh-CN"/>
+        </w:rPr>
+        <w:t>临时访问权限有效期最长不超过30天，到期后自动失效，如需延长需重新申请。</w:t>
+      </w:r>
+    </w:p>
+    <w:p>
+      <w:pPr>
+        <w:pStyle w:val="31"/>
+        <w:keepNext w:val="0"/>
+        <w:keepLines w:val="0"/>
+        <w:pageBreakBefore w:val="0"/>
+        <w:widowControl w:val="0"/>
+        <w:wordWrap/>
+        <w:overflowPunct/>
+        <w:topLinePunct w:val="0"/>
+        <w:bidi w:val="0"/>
+        <w:rPr>
+          <w:rFonts w:hint="default"/>
+          <w:lang w:val="en-US" w:eastAsia="zh-CN"/>
+        </w:rPr>
+      </w:pPr>
+      <w:r>
+        <w:rPr>
+          <w:rFonts w:hint="default"/>
+          <w:lang w:val="en-US" w:eastAsia="zh-CN"/>
+        </w:rPr>
+        <w:t>访问方式与安全要求</w:t>
+      </w:r>
+    </w:p>
+    <w:p>
+      <w:pPr>
+        <w:pStyle w:val="29"/>
+        <w:keepNext w:val="0"/>
+        <w:keepLines w:val="0"/>
+        <w:pageBreakBefore w:val="0"/>
+        <w:widowControl w:val="0"/>
+        <w:wordWrap/>
+        <w:overflowPunct/>
+        <w:topLinePunct w:val="0"/>
+        <w:bidi w:val="0"/>
+        <w:rPr>
+          <w:rFonts w:hint="default"/>
+          <w:lang w:val="en-US" w:eastAsia="zh-CN"/>
+        </w:rPr>
+      </w:pPr>
+      <w:r>
+        <w:rPr>
+          <w:rFonts w:hint="default"/>
+          <w:lang w:val="en-US" w:eastAsia="zh-CN"/>
+        </w:rPr>
+        <w:t>软件库仅允许通过公司内网或VPN访问，禁止外部网络直接访问。</w:t>
+      </w:r>
+    </w:p>
+    <w:p>
+      <w:pPr>
+        <w:pStyle w:val="29"/>
+        <w:keepNext w:val="0"/>
+        <w:keepLines w:val="0"/>
+        <w:pageBreakBefore w:val="0"/>
+        <w:widowControl w:val="0"/>
+        <w:wordWrap/>
+        <w:overflowPunct/>
+        <w:topLinePunct w:val="0"/>
+        <w:bidi w:val="0"/>
+        <w:rPr>
+          <w:rFonts w:hint="default"/>
+          <w:lang w:val="en-US" w:eastAsia="zh-CN"/>
+        </w:rPr>
+      </w:pPr>
+      <w:r>
+        <w:rPr>
+          <w:rFonts w:hint="default"/>
+          <w:lang w:val="en-US" w:eastAsia="zh-CN"/>
+        </w:rPr>
+        <w:t>访问账号实行实名制，禁止共享账号。</w:t>
+      </w:r>
+    </w:p>
+    <w:p>
+      <w:pPr>
+        <w:pStyle w:val="29"/>
+        <w:keepNext w:val="0"/>
+        <w:keepLines w:val="0"/>
+        <w:pageBreakBefore w:val="0"/>
+        <w:widowControl w:val="0"/>
+        <w:wordWrap/>
+        <w:overflowPunct/>
+        <w:topLinePunct w:val="0"/>
+        <w:bidi w:val="0"/>
+        <w:rPr>
+          <w:rFonts w:hint="default"/>
+          <w:lang w:val="en-US" w:eastAsia="zh-CN"/>
+        </w:rPr>
+      </w:pPr>
+      <w:r>
+        <w:rPr>
+          <w:rFonts w:hint="default"/>
+          <w:lang w:val="en-US" w:eastAsia="zh-CN"/>
+        </w:rPr>
+        <w:t>所有访问操作均需记录日志，包括登录时间、操作内容、下载记录等，日志保留时间不少于2年。</w:t>
+      </w:r>
+    </w:p>
+    <w:p>
+      <w:pPr>
+        <w:pStyle w:val="29"/>
+        <w:keepNext w:val="0"/>
+        <w:keepLines w:val="0"/>
+        <w:pageBreakBefore w:val="0"/>
+        <w:widowControl w:val="0"/>
+        <w:wordWrap/>
+        <w:overflowPunct/>
+        <w:topLinePunct w:val="0"/>
+        <w:bidi w:val="0"/>
+        <w:rPr>
+          <w:rFonts w:hint="default"/>
+          <w:lang w:val="en-US" w:eastAsia="zh-CN"/>
+        </w:rPr>
+      </w:pPr>
+      <w:r>
+        <w:rPr>
+          <w:rFonts w:hint="default"/>
+          <w:lang w:val="en-US" w:eastAsia="zh-CN"/>
+        </w:rPr>
+        <w:t>敏感软件（如核心业务系统源代码、授权文件等）的访问需启用双因素认证。</w:t>
+      </w:r>
+    </w:p>
+    <w:p>
+      <w:pPr>
+        <w:pStyle w:val="31"/>
+        <w:keepNext w:val="0"/>
+        <w:keepLines w:val="0"/>
+        <w:pageBreakBefore w:val="0"/>
+        <w:widowControl w:val="0"/>
+        <w:wordWrap/>
+        <w:overflowPunct/>
+        <w:topLinePunct w:val="0"/>
+        <w:bidi w:val="0"/>
+        <w:rPr>
+          <w:rFonts w:hint="default"/>
+          <w:lang w:val="en-US" w:eastAsia="zh-CN"/>
+        </w:rPr>
+      </w:pPr>
+      <w:r>
+        <w:rPr>
+          <w:rFonts w:hint="default"/>
+          <w:lang w:val="en-US" w:eastAsia="zh-CN"/>
+        </w:rPr>
+        <w:t>违规访问处理</w:t>
+      </w:r>
+    </w:p>
+    <w:p>
+      <w:pPr>
+        <w:pStyle w:val="29"/>
+        <w:keepNext w:val="0"/>
+        <w:keepLines w:val="0"/>
+        <w:pageBreakBefore w:val="0"/>
+        <w:widowControl w:val="0"/>
+        <w:wordWrap/>
+        <w:overflowPunct/>
+        <w:topLinePunct w:val="0"/>
+        <w:bidi w:val="0"/>
+        <w:rPr>
+          <w:rFonts w:hint="default"/>
+          <w:lang w:val="en-US" w:eastAsia="zh-CN"/>
+        </w:rPr>
+      </w:pPr>
+      <w:r>
+        <w:rPr>
+          <w:rFonts w:hint="default"/>
+          <w:lang w:val="en-US" w:eastAsia="zh-CN"/>
+        </w:rPr>
+        <w:t>未经授权访问软件库，视为严重违规行为。</w:t>
+      </w:r>
+    </w:p>
+    <w:p>
+      <w:pPr>
+        <w:pStyle w:val="29"/>
+        <w:keepNext w:val="0"/>
+        <w:keepLines w:val="0"/>
+        <w:pageBreakBefore w:val="0"/>
+        <w:widowControl w:val="0"/>
+        <w:wordWrap/>
+        <w:overflowPunct/>
+        <w:topLinePunct w:val="0"/>
+        <w:bidi w:val="0"/>
+        <w:rPr>
+          <w:rFonts w:hint="default"/>
+          <w:lang w:val="en-US" w:eastAsia="zh-CN"/>
+        </w:rPr>
+      </w:pPr>
+      <w:r>
+        <w:rPr>
+          <w:rFonts w:hint="default"/>
+          <w:lang w:val="en-US" w:eastAsia="zh-CN"/>
+        </w:rPr>
+        <w:t>一经发现，立即终止访问权限，并根据情节轻重按“监督与审计”章节中的违规处理措施执行。</w:t>
+      </w:r>
+    </w:p>
+    <w:p>
+      <w:pPr>
+        <w:pStyle w:val="30"/>
+        <w:keepNext w:val="0"/>
+        <w:keepLines w:val="0"/>
+        <w:pageBreakBefore w:val="0"/>
+        <w:widowControl w:val="0"/>
+        <w:wordWrap/>
+        <w:overflowPunct/>
+        <w:topLinePunct w:val="0"/>
+        <w:bidi w:val="0"/>
+        <w:rPr>
+          <w:rFonts w:hint="default"/>
+        </w:rPr>
+      </w:pPr>
+      <w:bookmarkStart w:id="15" w:name="_Toc9086"/>
+      <w:r>
+        <w:rPr>
+          <w:rFonts w:hint="default"/>
+        </w:rPr>
+        <w:t>软件更新、备份与维护</w:t>
+      </w:r>
+      <w:bookmarkEnd w:id="15"/>
+    </w:p>
+    <w:p>
+      <w:pPr>
+        <w:pStyle w:val="29"/>
+        <w:keepNext w:val="0"/>
+        <w:keepLines w:val="0"/>
+        <w:pageBreakBefore w:val="0"/>
+        <w:widowControl w:val="0"/>
         <w:numPr>
           <w:ilvl w:val="0"/>
           <w:numId w:val="2"/>
         </w:numPr>
+        <w:wordWrap/>
+        <w:overflowPunct/>
+        <w:topLinePunct w:val="0"/>
         <w:bidi w:val="0"/>
         <w:ind w:left="425" w:leftChars="0" w:hanging="425" w:firstLineChars="0"/>
         <w:rPr>
@@ -3979,6 +6234,13 @@
     <w:p>
       <w:pPr>
         <w:pStyle w:val="29"/>
+        <w:keepNext w:val="0"/>
+        <w:keepLines w:val="0"/>
+        <w:pageBreakBefore w:val="0"/>
+        <w:widowControl w:val="0"/>
+        <w:wordWrap/>
+        <w:overflowPunct/>
+        <w:topLinePunct w:val="0"/>
         <w:bidi w:val="0"/>
         <w:rPr>
           <w:rFonts w:hint="default"/>
@@ -3994,10 +6256,17 @@
     <w:p>
       <w:pPr>
         <w:pStyle w:val="29"/>
+        <w:keepNext w:val="0"/>
+        <w:keepLines w:val="0"/>
+        <w:pageBreakBefore w:val="0"/>
+        <w:widowControl w:val="0"/>
         <w:numPr>
           <w:ilvl w:val="0"/>
           <w:numId w:val="2"/>
         </w:numPr>
+        <w:wordWrap/>
+        <w:overflowPunct/>
+        <w:topLinePunct w:val="0"/>
         <w:bidi w:val="0"/>
         <w:ind w:left="425" w:leftChars="0" w:hanging="425" w:firstLineChars="0"/>
         <w:rPr>
@@ -4014,6 +6283,13 @@
     <w:p>
       <w:pPr>
         <w:pStyle w:val="29"/>
+        <w:keepNext w:val="0"/>
+        <w:keepLines w:val="0"/>
+        <w:pageBreakBefore w:val="0"/>
+        <w:widowControl w:val="0"/>
+        <w:wordWrap/>
+        <w:overflowPunct/>
+        <w:topLinePunct w:val="0"/>
         <w:bidi w:val="0"/>
         <w:rPr>
           <w:rFonts w:hint="default"/>
@@ -4029,10 +6305,17 @@
     <w:p>
       <w:pPr>
         <w:pStyle w:val="29"/>
+        <w:keepNext w:val="0"/>
+        <w:keepLines w:val="0"/>
+        <w:pageBreakBefore w:val="0"/>
+        <w:widowControl w:val="0"/>
         <w:numPr>
           <w:ilvl w:val="0"/>
           <w:numId w:val="2"/>
         </w:numPr>
+        <w:wordWrap/>
+        <w:overflowPunct/>
+        <w:topLinePunct w:val="0"/>
         <w:bidi w:val="0"/>
         <w:ind w:left="425" w:leftChars="0" w:hanging="425" w:firstLineChars="0"/>
         <w:rPr>
@@ -4049,6 +6332,13 @@
     <w:p>
       <w:pPr>
         <w:pStyle w:val="29"/>
+        <w:keepNext w:val="0"/>
+        <w:keepLines w:val="0"/>
+        <w:pageBreakBefore w:val="0"/>
+        <w:widowControl w:val="0"/>
+        <w:wordWrap/>
+        <w:overflowPunct/>
+        <w:topLinePunct w:val="0"/>
         <w:bidi w:val="0"/>
         <w:rPr>
           <w:rFonts w:hint="default"/>
@@ -4064,6 +6354,13 @@
     <w:p>
       <w:pPr>
         <w:pStyle w:val="29"/>
+        <w:keepNext w:val="0"/>
+        <w:keepLines w:val="0"/>
+        <w:pageBreakBefore w:val="0"/>
+        <w:widowControl w:val="0"/>
+        <w:wordWrap/>
+        <w:overflowPunct/>
+        <w:topLinePunct w:val="0"/>
         <w:bidi w:val="0"/>
         <w:rPr>
           <w:rFonts w:hint="default"/>
@@ -4079,6 +6376,13 @@
     <w:p>
       <w:pPr>
         <w:pStyle w:val="29"/>
+        <w:keepNext w:val="0"/>
+        <w:keepLines w:val="0"/>
+        <w:pageBreakBefore w:val="0"/>
+        <w:widowControl w:val="0"/>
+        <w:wordWrap/>
+        <w:overflowPunct/>
+        <w:topLinePunct w:val="0"/>
         <w:bidi w:val="0"/>
         <w:rPr>
           <w:rFonts w:hint="default"/>
@@ -4094,6 +6398,13 @@
     <w:p>
       <w:pPr>
         <w:pStyle w:val="29"/>
+        <w:keepNext w:val="0"/>
+        <w:keepLines w:val="0"/>
+        <w:pageBreakBefore w:val="0"/>
+        <w:widowControl w:val="0"/>
+        <w:wordWrap/>
+        <w:overflowPunct/>
+        <w:topLinePunct w:val="0"/>
         <w:bidi w:val="0"/>
         <w:rPr>
           <w:rFonts w:hint="default"/>
@@ -4108,24 +6419,20 @@
     </w:p>
     <w:p>
       <w:pPr>
-        <w:pStyle w:val="3"/>
+        <w:pStyle w:val="30"/>
         <w:bidi w:val="0"/>
         <w:rPr>
           <w:rFonts w:hint="default"/>
-          <w:sz w:val="24"/>
-          <w:szCs w:val="24"/>
-        </w:rPr>
-      </w:pPr>
-      <w:bookmarkStart w:id="15" w:name="_Toc10065"/>
+        </w:rPr>
+      </w:pPr>
+      <w:bookmarkStart w:id="16" w:name="_Toc24361"/>
       <w:r>
         <w:rPr>
           <w:rFonts w:hint="default"/>
-          <w:sz w:val="24"/>
-          <w:szCs w:val="24"/>
         </w:rPr>
         <w:t>软件报废与归档</w:t>
       </w:r>
-      <w:bookmarkEnd w:id="15"/>
+      <w:bookmarkEnd w:id="16"/>
     </w:p>
     <w:p>
       <w:pPr>
@@ -4133,7 +6440,7 @@
         <w:keepNext w:val="0"/>
         <w:keepLines w:val="0"/>
         <w:pageBreakBefore w:val="0"/>
-        <w:widowControl/>
+        <w:widowControl w:val="0"/>
         <w:suppressLineNumbers w:val="0"/>
         <w:kinsoku/>
         <w:wordWrap/>
@@ -4191,7 +6498,7 @@
         <w:keepNext w:val="0"/>
         <w:keepLines w:val="0"/>
         <w:pageBreakBefore w:val="0"/>
-        <w:widowControl/>
+        <w:widowControl w:val="0"/>
         <w:suppressLineNumbers w:val="0"/>
         <w:kinsoku/>
         <w:wordWrap/>
@@ -4245,24 +6552,20 @@
     </w:p>
     <w:p>
       <w:pPr>
-        <w:pStyle w:val="3"/>
+        <w:pStyle w:val="30"/>
         <w:bidi w:val="0"/>
         <w:rPr>
           <w:rFonts w:hint="default"/>
-          <w:sz w:val="24"/>
-          <w:szCs w:val="24"/>
-        </w:rPr>
-      </w:pPr>
-      <w:bookmarkStart w:id="16" w:name="_Toc18656"/>
+        </w:rPr>
+      </w:pPr>
+      <w:bookmarkStart w:id="17" w:name="_Toc15337"/>
       <w:r>
         <w:rPr>
           <w:rFonts w:hint="default"/>
-          <w:sz w:val="24"/>
-          <w:szCs w:val="24"/>
         </w:rPr>
         <w:t>监督与审计</w:t>
       </w:r>
-      <w:bookmarkEnd w:id="16"/>
+      <w:bookmarkEnd w:id="17"/>
     </w:p>
     <w:p>
       <w:pPr>
@@ -4270,7 +6573,7 @@
         <w:keepNext w:val="0"/>
         <w:keepLines w:val="0"/>
         <w:pageBreakBefore w:val="0"/>
-        <w:widowControl/>
+        <w:widowControl w:val="0"/>
         <w:suppressLineNumbers w:val="0"/>
         <w:kinsoku/>
         <w:wordWrap/>
@@ -4328,7 +6631,7 @@
         <w:keepNext w:val="0"/>
         <w:keepLines w:val="0"/>
         <w:pageBreakBefore w:val="0"/>
-        <w:widowControl/>
+        <w:widowControl w:val="0"/>
         <w:suppressLineNumbers w:val="0"/>
         <w:kinsoku/>
         <w:wordWrap/>
@@ -4386,7 +6689,7 @@
         <w:keepNext w:val="0"/>
         <w:keepLines w:val="0"/>
         <w:pageBreakBefore w:val="0"/>
-        <w:widowControl/>
+        <w:widowControl w:val="0"/>
         <w:numPr>
           <w:ilvl w:val="0"/>
           <w:numId w:val="3"/>
@@ -4431,7 +6734,7 @@
         <w:keepNext w:val="0"/>
         <w:keepLines w:val="0"/>
         <w:pageBreakBefore w:val="0"/>
-        <w:widowControl/>
+        <w:widowControl w:val="0"/>
         <w:numPr>
           <w:ilvl w:val="0"/>
           <w:numId w:val="3"/>
@@ -4476,7 +6779,7 @@
         <w:keepNext w:val="0"/>
         <w:keepLines w:val="0"/>
         <w:pageBreakBefore w:val="0"/>
-        <w:widowControl/>
+        <w:widowControl w:val="0"/>
         <w:numPr>
           <w:ilvl w:val="0"/>
           <w:numId w:val="3"/>
@@ -4524,13 +6827,20 @@
     <w:p>
       <w:pPr>
         <w:pStyle w:val="28"/>
+        <w:keepNext w:val="0"/>
+        <w:keepLines w:val="0"/>
+        <w:pageBreakBefore w:val="0"/>
+        <w:widowControl w:val="0"/>
+        <w:wordWrap/>
+        <w:overflowPunct/>
+        <w:topLinePunct w:val="0"/>
         <w:bidi w:val="0"/>
         <w:rPr>
           <w:rFonts w:hint="eastAsia"/>
           <w:lang w:val="en-US" w:eastAsia="zh-CN"/>
         </w:rPr>
       </w:pPr>
-      <w:bookmarkStart w:id="17" w:name="_Toc32403"/>
+      <w:bookmarkStart w:id="18" w:name="_Toc915"/>
       <w:r>
         <w:rPr>
           <w:rFonts w:hint="eastAsia"/>
@@ -4538,12 +6848,12 @@
         </w:rPr>
         <w:t>考核指标</w:t>
       </w:r>
-      <w:bookmarkEnd w:id="17"/>
+      <w:bookmarkEnd w:id="18"/>
     </w:p>
     <w:tbl>
       <w:tblPr>
         <w:tblStyle w:val="26"/>
-        <w:tblW w:w="7725" w:type="dxa"/>
+        <w:tblW w:w="8310" w:type="dxa"/>
         <w:tblInd w:w="13" w:type="dxa"/>
         <w:tblBorders>
           <w:top w:val="single" w:color="000000" w:sz="4" w:space="0"/>
@@ -4562,10 +6872,11 @@
         </w:tblCellMar>
       </w:tblPr>
       <w:tblGrid>
-        <w:gridCol w:w="1557"/>
-        <w:gridCol w:w="3758"/>
-        <w:gridCol w:w="1260"/>
-        <w:gridCol w:w="1150"/>
+        <w:gridCol w:w="954"/>
+        <w:gridCol w:w="1764"/>
+        <w:gridCol w:w="3612"/>
+        <w:gridCol w:w="1068"/>
+        <w:gridCol w:w="912"/>
       </w:tblGrid>
       <w:tr>
         <w:tblPrEx>
@@ -4589,218 +6900,250 @@
         </w:trPr>
         <w:tc>
           <w:tcPr>
-            <w:tcW w:w="1557" w:type="dxa"/>
-            <w:shd w:val="clear" w:color="auto" w:fill="auto"/>
+            <w:tcW w:w="954" w:type="dxa"/>
+            <w:shd w:val="clear" w:color="auto" w:fill="C0C0C0"/>
             <w:vAlign w:val="center"/>
           </w:tcPr>
           <w:p>
             <w:pPr>
-              <w:pStyle w:val="18"/>
               <w:keepNext w:val="0"/>
               <w:keepLines w:val="0"/>
               <w:pageBreakBefore w:val="0"/>
-              <w:widowControl/>
-              <w:suppressLineNumbers w:val="0"/>
-              <w:kinsoku/>
+              <w:widowControl w:val="0"/>
+              <w:kinsoku w:val="0"/>
               <w:wordWrap/>
               <w:overflowPunct/>
               <w:topLinePunct w:val="0"/>
-              <w:autoSpaceDE/>
-              <w:autoSpaceDN/>
+              <w:autoSpaceDE w:val="0"/>
+              <w:autoSpaceDN w:val="0"/>
               <w:bidi w:val="0"/>
-              <w:adjustRightInd/>
-              <w:snapToGrid/>
-              <w:spacing w:before="0" w:beforeAutospacing="0" w:after="0" w:afterAutospacing="0" w:line="360" w:lineRule="auto"/>
-              <w:ind w:left="0" w:right="0"/>
-              <w:textAlignment w:val="auto"/>
-              <w:rPr>
-                <w:rFonts w:hint="default" w:ascii="宋体" w:hAnsi="宋体" w:eastAsia="宋体" w:cs="宋体"/>
-                <w:i w:val="0"/>
-                <w:iCs w:val="0"/>
-                <w:caps w:val="0"/>
-                <w:color w:val="404040"/>
-                <w:spacing w:val="0"/>
+              <w:adjustRightInd w:val="0"/>
+              <w:snapToGrid w:val="0"/>
+              <w:spacing w:before="205" w:line="221" w:lineRule="auto"/>
+              <w:ind w:left="0" w:leftChars="0" w:right="0" w:rightChars="0" w:firstLine="0" w:firstLineChars="0"/>
+              <w:jc w:val="center"/>
+              <w:rPr>
+                <w:rFonts w:hint="eastAsia" w:ascii="宋体" w:hAnsi="宋体" w:eastAsia="宋体" w:cs="宋体"/>
+                <w:b/>
+                <w:bCs/>
+                <w:snapToGrid w:val="0"/>
+                <w:color w:val="000000"/>
+                <w:spacing w:val="-7"/>
+                <w:kern w:val="0"/>
                 <w:sz w:val="24"/>
                 <w:szCs w:val="24"/>
-                <w:shd w:val="clear" w:color="auto" w:fill="FFFFFF"/>
-                <w:lang w:val="en-US" w:eastAsia="zh-CN"/>
+                <w:lang w:val="en-US" w:eastAsia="zh-CN" w:bidi="ar-SA"/>
               </w:rPr>
             </w:pPr>
             <w:r>
               <w:rPr>
-                <w:rFonts w:hint="eastAsia" w:ascii="宋体" w:hAnsi="宋体" w:eastAsia="宋体" w:cs="宋体"/>
-                <w:i w:val="0"/>
-                <w:iCs w:val="0"/>
-                <w:caps w:val="0"/>
-                <w:color w:val="404040"/>
-                <w:spacing w:val="0"/>
+                <w:rFonts w:ascii="宋体" w:hAnsi="宋体" w:eastAsia="宋体" w:cs="宋体"/>
+                <w:b/>
+                <w:bCs/>
+                <w:spacing w:val="-7"/>
                 <w:sz w:val="24"/>
                 <w:szCs w:val="24"/>
-                <w:shd w:val="clear" w:color="auto" w:fill="FFFFFF"/>
-                <w:lang w:val="en-US" w:eastAsia="zh-CN"/>
-              </w:rPr>
-              <w:t>考核指标</w:t>
+              </w:rPr>
+              <w:t>序号</w:t>
             </w:r>
           </w:p>
         </w:tc>
         <w:tc>
           <w:tcPr>
-            <w:tcW w:w="3758" w:type="dxa"/>
-            <w:shd w:val="clear" w:color="auto" w:fill="auto"/>
+            <w:tcW w:w="1764" w:type="dxa"/>
+            <w:shd w:val="clear" w:color="auto" w:fill="C0C0C0"/>
             <w:vAlign w:val="center"/>
           </w:tcPr>
           <w:p>
             <w:pPr>
-              <w:pStyle w:val="18"/>
               <w:keepNext w:val="0"/>
               <w:keepLines w:val="0"/>
               <w:pageBreakBefore w:val="0"/>
-              <w:widowControl/>
-              <w:suppressLineNumbers w:val="0"/>
-              <w:kinsoku/>
+              <w:widowControl w:val="0"/>
+              <w:kinsoku w:val="0"/>
               <w:wordWrap/>
               <w:overflowPunct/>
               <w:topLinePunct w:val="0"/>
-              <w:autoSpaceDE/>
-              <w:autoSpaceDN/>
+              <w:autoSpaceDE w:val="0"/>
+              <w:autoSpaceDN w:val="0"/>
               <w:bidi w:val="0"/>
-              <w:adjustRightInd/>
-              <w:snapToGrid/>
-              <w:spacing w:before="0" w:beforeAutospacing="0" w:after="0" w:afterAutospacing="0" w:line="360" w:lineRule="auto"/>
-              <w:ind w:left="0" w:right="0"/>
-              <w:textAlignment w:val="auto"/>
+              <w:adjustRightInd w:val="0"/>
+              <w:snapToGrid w:val="0"/>
+              <w:spacing w:before="205" w:line="221" w:lineRule="auto"/>
+              <w:ind w:left="0" w:leftChars="0" w:right="0" w:rightChars="0" w:firstLine="0" w:firstLineChars="0"/>
+              <w:jc w:val="center"/>
               <w:rPr>
                 <w:rFonts w:hint="default" w:ascii="宋体" w:hAnsi="宋体" w:eastAsia="宋体" w:cs="宋体"/>
-                <w:i w:val="0"/>
-                <w:iCs w:val="0"/>
-                <w:caps w:val="0"/>
-                <w:color w:val="404040"/>
-                <w:spacing w:val="0"/>
+                <w:b/>
+                <w:bCs/>
+                <w:snapToGrid w:val="0"/>
+                <w:color w:val="000000"/>
+                <w:spacing w:val="-7"/>
+                <w:kern w:val="0"/>
                 <w:sz w:val="24"/>
                 <w:szCs w:val="24"/>
-                <w:shd w:val="clear" w:color="auto" w:fill="FFFFFF"/>
-                <w:lang w:val="en-US" w:eastAsia="zh-CN"/>
+                <w:lang w:val="en-US" w:eastAsia="zh-CN" w:bidi="ar-SA"/>
               </w:rPr>
             </w:pPr>
             <w:r>
               <w:rPr>
-                <w:rFonts w:hint="eastAsia" w:ascii="宋体" w:hAnsi="宋体" w:eastAsia="宋体" w:cs="宋体"/>
-                <w:i w:val="0"/>
-                <w:iCs w:val="0"/>
-                <w:caps w:val="0"/>
-                <w:color w:val="404040"/>
-                <w:spacing w:val="0"/>
+                <w:rFonts w:ascii="宋体" w:hAnsi="宋体" w:eastAsia="宋体" w:cs="宋体"/>
+                <w:b/>
+                <w:bCs/>
+                <w:spacing w:val="-7"/>
                 <w:sz w:val="24"/>
                 <w:szCs w:val="24"/>
-                <w:shd w:val="clear" w:color="auto" w:fill="FFFFFF"/>
-                <w:lang w:val="en-US" w:eastAsia="zh-CN"/>
-              </w:rPr>
-              <w:t>计算方式</w:t>
+              </w:rPr>
+              <w:t>衡量指标</w:t>
             </w:r>
           </w:p>
         </w:tc>
         <w:tc>
           <w:tcPr>
-            <w:tcW w:w="1260" w:type="dxa"/>
+            <w:tcW w:w="3612" w:type="dxa"/>
+            <w:shd w:val="clear" w:color="auto" w:fill="C0C0C0"/>
+            <w:vAlign w:val="center"/>
           </w:tcPr>
           <w:p>
             <w:pPr>
-              <w:pStyle w:val="18"/>
               <w:keepNext w:val="0"/>
               <w:keepLines w:val="0"/>
               <w:pageBreakBefore w:val="0"/>
-              <w:widowControl/>
-              <w:suppressLineNumbers w:val="0"/>
-              <w:kinsoku/>
+              <w:widowControl w:val="0"/>
+              <w:kinsoku w:val="0"/>
               <w:wordWrap/>
               <w:overflowPunct/>
               <w:topLinePunct w:val="0"/>
-              <w:autoSpaceDE/>
-              <w:autoSpaceDN/>
+              <w:autoSpaceDE w:val="0"/>
+              <w:autoSpaceDN w:val="0"/>
               <w:bidi w:val="0"/>
-              <w:adjustRightInd/>
-              <w:snapToGrid/>
-              <w:spacing w:before="0" w:beforeAutospacing="0" w:after="0" w:afterAutospacing="0" w:line="360" w:lineRule="auto"/>
-              <w:ind w:left="0" w:right="0"/>
-              <w:textAlignment w:val="auto"/>
-              <w:rPr>
-                <w:rFonts w:hint="eastAsia" w:ascii="宋体" w:hAnsi="宋体" w:eastAsia="宋体" w:cs="宋体"/>
-                <w:i w:val="0"/>
-                <w:iCs w:val="0"/>
-                <w:caps w:val="0"/>
-                <w:color w:val="404040"/>
-                <w:spacing w:val="0"/>
+              <w:adjustRightInd w:val="0"/>
+              <w:snapToGrid w:val="0"/>
+              <w:spacing w:before="205" w:line="221" w:lineRule="auto"/>
+              <w:ind w:left="0" w:leftChars="0" w:right="0" w:rightChars="0" w:firstLine="0" w:firstLineChars="0"/>
+              <w:jc w:val="center"/>
+              <w:rPr>
+                <w:rFonts w:hint="default" w:ascii="宋体" w:hAnsi="宋体" w:eastAsia="宋体" w:cs="宋体"/>
+                <w:b/>
+                <w:bCs/>
+                <w:snapToGrid w:val="0"/>
+                <w:color w:val="000000"/>
+                <w:spacing w:val="-7"/>
+                <w:kern w:val="0"/>
                 <w:sz w:val="24"/>
                 <w:szCs w:val="24"/>
-                <w:shd w:val="clear" w:color="auto" w:fill="FFFFFF"/>
-                <w:lang w:val="en-US" w:eastAsia="zh-CN"/>
+                <w:lang w:val="en-US" w:eastAsia="zh-CN" w:bidi="ar-SA"/>
               </w:rPr>
             </w:pPr>
             <w:r>
               <w:rPr>
-                <w:rFonts w:hint="eastAsia" w:ascii="宋体" w:hAnsi="宋体" w:eastAsia="宋体" w:cs="宋体"/>
-                <w:i w:val="0"/>
-                <w:iCs w:val="0"/>
-                <w:caps w:val="0"/>
-                <w:color w:val="404040"/>
-                <w:spacing w:val="0"/>
+                <w:rFonts w:ascii="宋体" w:hAnsi="宋体" w:eastAsia="宋体" w:cs="宋体"/>
+                <w:b/>
+                <w:bCs/>
+                <w:spacing w:val="-7"/>
                 <w:sz w:val="24"/>
                 <w:szCs w:val="24"/>
-                <w:shd w:val="clear" w:color="auto" w:fill="FFFFFF"/>
-                <w:lang w:val="en-US" w:eastAsia="zh-CN"/>
-              </w:rPr>
-              <w:t>频次</w:t>
+              </w:rPr>
+              <w:t>指标计算说明</w:t>
             </w:r>
           </w:p>
         </w:tc>
         <w:tc>
           <w:tcPr>
-            <w:tcW w:w="1150" w:type="dxa"/>
+            <w:tcW w:w="1068" w:type="dxa"/>
+            <w:shd w:val="clear" w:color="auto" w:fill="C0C0C0"/>
+            <w:vAlign w:val="center"/>
           </w:tcPr>
           <w:p>
             <w:pPr>
-              <w:pStyle w:val="18"/>
               <w:keepNext w:val="0"/>
               <w:keepLines w:val="0"/>
               <w:pageBreakBefore w:val="0"/>
-              <w:widowControl/>
-              <w:suppressLineNumbers w:val="0"/>
-              <w:kinsoku/>
+              <w:widowControl w:val="0"/>
+              <w:kinsoku w:val="0"/>
               <w:wordWrap/>
               <w:overflowPunct/>
               <w:topLinePunct w:val="0"/>
-              <w:autoSpaceDE/>
-              <w:autoSpaceDN/>
+              <w:autoSpaceDE w:val="0"/>
+              <w:autoSpaceDN w:val="0"/>
               <w:bidi w:val="0"/>
-              <w:adjustRightInd/>
-              <w:snapToGrid/>
-              <w:spacing w:before="0" w:beforeAutospacing="0" w:after="0" w:afterAutospacing="0" w:line="360" w:lineRule="auto"/>
-              <w:ind w:left="0" w:right="0"/>
-              <w:textAlignment w:val="auto"/>
-              <w:rPr>
-                <w:rFonts w:hint="default" w:ascii="宋体" w:hAnsi="宋体" w:eastAsia="宋体" w:cs="宋体"/>
-                <w:i w:val="0"/>
-                <w:iCs w:val="0"/>
-                <w:caps w:val="0"/>
-                <w:color w:val="404040"/>
-                <w:spacing w:val="0"/>
+              <w:adjustRightInd w:val="0"/>
+              <w:snapToGrid w:val="0"/>
+              <w:spacing w:before="205" w:line="221" w:lineRule="auto"/>
+              <w:ind w:left="0" w:leftChars="0" w:right="0" w:rightChars="0" w:firstLine="0" w:firstLineChars="0"/>
+              <w:jc w:val="both"/>
+              <w:rPr>
+                <w:rFonts w:hint="eastAsia" w:ascii="宋体" w:hAnsi="宋体" w:eastAsia="宋体" w:cs="宋体"/>
+                <w:b/>
+                <w:bCs/>
+                <w:snapToGrid w:val="0"/>
+                <w:color w:val="000000"/>
+                <w:spacing w:val="-7"/>
+                <w:kern w:val="0"/>
                 <w:sz w:val="24"/>
                 <w:szCs w:val="24"/>
-                <w:shd w:val="clear" w:color="auto" w:fill="FFFFFF"/>
-                <w:lang w:val="en-US" w:eastAsia="zh-CN"/>
+                <w:lang w:val="en-US" w:eastAsia="zh-CN" w:bidi="ar-SA"/>
               </w:rPr>
             </w:pPr>
             <w:r>
               <w:rPr>
-                <w:rFonts w:hint="eastAsia" w:ascii="宋体" w:hAnsi="宋体" w:cs="宋体"/>
-                <w:i w:val="0"/>
-                <w:iCs w:val="0"/>
-                <w:caps w:val="0"/>
-                <w:color w:val="404040"/>
-                <w:spacing w:val="0"/>
+                <w:rFonts w:hint="eastAsia" w:ascii="宋体" w:hAnsi="宋体" w:eastAsia="宋体" w:cs="宋体"/>
+                <w:b/>
+                <w:bCs/>
+                <w:spacing w:val="-7"/>
                 <w:sz w:val="24"/>
                 <w:szCs w:val="24"/>
-                <w:shd w:val="clear" w:color="auto" w:fill="FFFFFF"/>
+                <w:lang w:val="en-US" w:eastAsia="zh-CN"/>
+              </w:rPr>
+              <w:t>考核频次</w:t>
+            </w:r>
+          </w:p>
+        </w:tc>
+        <w:tc>
+          <w:tcPr>
+            <w:tcW w:w="912" w:type="dxa"/>
+            <w:shd w:val="clear" w:color="auto" w:fill="C0C0C0"/>
+            <w:vAlign w:val="center"/>
+          </w:tcPr>
+          <w:p>
+            <w:pPr>
+              <w:keepNext w:val="0"/>
+              <w:keepLines w:val="0"/>
+              <w:pageBreakBefore w:val="0"/>
+              <w:widowControl w:val="0"/>
+              <w:kinsoku w:val="0"/>
+              <w:wordWrap/>
+              <w:overflowPunct/>
+              <w:topLinePunct w:val="0"/>
+              <w:autoSpaceDE w:val="0"/>
+              <w:autoSpaceDN w:val="0"/>
+              <w:bidi w:val="0"/>
+              <w:adjustRightInd w:val="0"/>
+              <w:snapToGrid w:val="0"/>
+              <w:spacing w:before="205" w:line="221" w:lineRule="auto"/>
+              <w:ind w:left="0" w:leftChars="0" w:right="0" w:rightChars="0" w:firstLine="0" w:firstLineChars="0"/>
+              <w:jc w:val="both"/>
+              <w:rPr>
+                <w:rFonts w:hint="default" w:ascii="宋体" w:hAnsi="宋体" w:eastAsia="宋体" w:cs="宋体"/>
+                <w:b/>
+                <w:bCs/>
+                <w:snapToGrid w:val="0"/>
+                <w:color w:val="000000"/>
+                <w:spacing w:val="-7"/>
+                <w:kern w:val="0"/>
+                <w:sz w:val="24"/>
+                <w:szCs w:val="24"/>
+                <w:lang w:val="en-US" w:eastAsia="zh-CN" w:bidi="ar-SA"/>
+              </w:rPr>
+            </w:pPr>
+            <w:r>
+              <w:rPr>
+                <w:rFonts w:hint="eastAsia" w:ascii="宋体" w:hAnsi="宋体" w:cs="宋体"/>
+                <w:b/>
+                <w:bCs/>
+                <w:spacing w:val="-7"/>
+                <w:sz w:val="24"/>
+                <w:szCs w:val="24"/>
                 <w:lang w:val="en-US" w:eastAsia="zh-CN"/>
               </w:rPr>
               <w:t>目标值</w:t>
@@ -4830,7 +7173,7 @@
         </w:trPr>
         <w:tc>
           <w:tcPr>
-            <w:tcW w:w="1557" w:type="dxa"/>
+            <w:tcW w:w="954" w:type="dxa"/>
             <w:shd w:val="clear" w:color="auto" w:fill="auto"/>
             <w:vAlign w:val="center"/>
           </w:tcPr>
@@ -4840,7 +7183,64 @@
               <w:keepNext w:val="0"/>
               <w:keepLines w:val="0"/>
               <w:pageBreakBefore w:val="0"/>
-              <w:widowControl/>
+              <w:widowControl w:val="0"/>
+              <w:suppressLineNumbers w:val="0"/>
+              <w:kinsoku/>
+              <w:wordWrap/>
+              <w:overflowPunct/>
+              <w:topLinePunct w:val="0"/>
+              <w:autoSpaceDE/>
+              <w:autoSpaceDN/>
+              <w:bidi w:val="0"/>
+              <w:adjustRightInd/>
+              <w:snapToGrid/>
+              <w:spacing w:before="0" w:beforeAutospacing="0" w:after="0" w:afterAutospacing="0" w:line="360" w:lineRule="auto"/>
+              <w:ind w:left="0" w:leftChars="0" w:right="0" w:rightChars="0" w:firstLine="0" w:firstLineChars="0"/>
+              <w:jc w:val="center"/>
+              <w:textAlignment w:val="auto"/>
+              <w:rPr>
+                <w:rFonts w:hint="default" w:ascii="宋体" w:hAnsi="宋体" w:eastAsia="宋体" w:cs="宋体"/>
+                <w:i w:val="0"/>
+                <w:iCs w:val="0"/>
+                <w:caps w:val="0"/>
+                <w:color w:val="404040"/>
+                <w:spacing w:val="0"/>
+                <w:sz w:val="24"/>
+                <w:szCs w:val="24"/>
+                <w:shd w:val="clear" w:color="auto" w:fill="FFFFFF"/>
+                <w:lang w:val="en-US" w:eastAsia="zh-CN"/>
+              </w:rPr>
+            </w:pPr>
+            <w:r>
+              <w:rPr>
+                <w:rFonts w:hint="eastAsia" w:ascii="宋体" w:hAnsi="宋体" w:cs="宋体"/>
+                <w:i w:val="0"/>
+                <w:iCs w:val="0"/>
+                <w:caps w:val="0"/>
+                <w:color w:val="404040"/>
+                <w:spacing w:val="0"/>
+                <w:sz w:val="24"/>
+                <w:szCs w:val="24"/>
+                <w:shd w:val="clear" w:color="auto" w:fill="FFFFFF"/>
+                <w:lang w:val="en-US" w:eastAsia="zh-CN"/>
+              </w:rPr>
+              <w:t>1</w:t>
+            </w:r>
+          </w:p>
+        </w:tc>
+        <w:tc>
+          <w:tcPr>
+            <w:tcW w:w="1764" w:type="dxa"/>
+            <w:shd w:val="clear" w:color="auto" w:fill="auto"/>
+            <w:vAlign w:val="center"/>
+          </w:tcPr>
+          <w:p>
+            <w:pPr>
+              <w:pStyle w:val="18"/>
+              <w:keepNext w:val="0"/>
+              <w:keepLines w:val="0"/>
+              <w:pageBreakBefore w:val="0"/>
+              <w:widowControl w:val="0"/>
               <w:suppressLineNumbers w:val="0"/>
               <w:kinsoku/>
               <w:wordWrap/>
@@ -4853,6 +7253,7 @@
               <w:snapToGrid/>
               <w:spacing w:before="0" w:beforeAutospacing="0" w:after="0" w:afterAutospacing="0" w:line="360" w:lineRule="auto"/>
               <w:ind w:left="0" w:right="0"/>
+              <w:jc w:val="center"/>
               <w:textAlignment w:val="auto"/>
               <w:rPr>
                 <w:rFonts w:hint="default" w:ascii="宋体" w:hAnsi="宋体" w:eastAsia="宋体" w:cs="宋体"/>
@@ -4880,13 +7281,13 @@
                 <w:shd w:val="clear" w:color="auto" w:fill="FFFFFF"/>
                 <w:lang w:val="en-US" w:eastAsia="zh-CN"/>
               </w:rPr>
-              <w:t>版本正确率</w:t>
+              <w:t>最终软件库</w:t>
             </w:r>
           </w:p>
         </w:tc>
         <w:tc>
           <w:tcPr>
-            <w:tcW w:w="3758" w:type="dxa"/>
+            <w:tcW w:w="3612" w:type="dxa"/>
             <w:shd w:val="clear" w:color="auto" w:fill="auto"/>
             <w:vAlign w:val="center"/>
           </w:tcPr>
@@ -4896,7 +7297,7 @@
               <w:keepNext w:val="0"/>
               <w:keepLines w:val="0"/>
               <w:pageBreakBefore w:val="0"/>
-              <w:widowControl/>
+              <w:widowControl w:val="0"/>
               <w:suppressLineNumbers w:val="0"/>
               <w:kinsoku/>
               <w:wordWrap/>
@@ -4909,6 +7310,7 @@
               <w:snapToGrid/>
               <w:spacing w:before="0" w:beforeAutospacing="0" w:after="0" w:afterAutospacing="0" w:line="360" w:lineRule="auto"/>
               <w:ind w:left="0" w:right="0"/>
+              <w:jc w:val="center"/>
               <w:textAlignment w:val="auto"/>
               <w:rPr>
                 <w:rFonts w:hint="default" w:ascii="宋体" w:hAnsi="宋体" w:eastAsia="宋体" w:cs="宋体"/>
@@ -4942,7 +7344,7 @@
         </w:tc>
         <w:tc>
           <w:tcPr>
-            <w:tcW w:w="1260" w:type="dxa"/>
+            <w:tcW w:w="1068" w:type="dxa"/>
           </w:tcPr>
           <w:p>
             <w:pPr>
@@ -4950,7 +7352,7 @@
               <w:keepNext w:val="0"/>
               <w:keepLines w:val="0"/>
               <w:pageBreakBefore w:val="0"/>
-              <w:widowControl/>
+              <w:widowControl w:val="0"/>
               <w:suppressLineNumbers w:val="0"/>
               <w:kinsoku/>
               <w:wordWrap/>
@@ -4963,6 +7365,7 @@
               <w:snapToGrid/>
               <w:spacing w:before="0" w:beforeAutospacing="0" w:after="0" w:afterAutospacing="0" w:line="360" w:lineRule="auto"/>
               <w:ind w:left="0" w:right="0"/>
+              <w:jc w:val="center"/>
               <w:textAlignment w:val="auto"/>
               <w:rPr>
                 <w:rFonts w:hint="eastAsia" w:ascii="宋体" w:hAnsi="宋体" w:eastAsia="宋体" w:cs="宋体"/>
@@ -4994,7 +7397,7 @@
         </w:tc>
         <w:tc>
           <w:tcPr>
-            <w:tcW w:w="1150" w:type="dxa"/>
+            <w:tcW w:w="912" w:type="dxa"/>
           </w:tcPr>
           <w:p>
             <w:pPr>
@@ -5002,7 +7405,7 @@
               <w:keepNext w:val="0"/>
               <w:keepLines w:val="0"/>
               <w:pageBreakBefore w:val="0"/>
-              <w:widowControl/>
+              <w:widowControl w:val="0"/>
               <w:suppressLineNumbers w:val="0"/>
               <w:kinsoku/>
               <w:wordWrap/>
@@ -5015,6 +7418,7 @@
               <w:snapToGrid/>
               <w:spacing w:before="0" w:beforeAutospacing="0" w:after="0" w:afterAutospacing="0" w:line="360" w:lineRule="auto"/>
               <w:ind w:left="0" w:right="0"/>
+              <w:jc w:val="center"/>
               <w:textAlignment w:val="auto"/>
               <w:rPr>
                 <w:rFonts w:hint="default" w:ascii="宋体" w:hAnsi="宋体" w:eastAsia="宋体" w:cs="宋体"/>
@@ -5050,15 +7454,25 @@
     </w:tbl>
     <w:p>
       <w:pPr>
+        <w:keepNext w:val="0"/>
+        <w:keepLines w:val="0"/>
+        <w:pageBreakBefore w:val="0"/>
+        <w:widowControl w:val="0"/>
         <w:numPr>
           <w:ilvl w:val="0"/>
           <w:numId w:val="0"/>
         </w:numPr>
+        <w:wordWrap/>
+        <w:overflowPunct/>
+        <w:topLinePunct w:val="0"/>
+        <w:bidi w:val="0"/>
         <w:rPr>
           <w:rFonts w:hint="default"/>
           <w:lang w:val="en-US"/>
         </w:rPr>
       </w:pPr>
+      <w:bookmarkStart w:id="19" w:name="_GoBack"/>
+      <w:bookmarkEnd w:id="19"/>
     </w:p>
     <w:sectPr>
       <w:headerReference r:id="rId5" w:type="default"/>
